--- a/docs/shared/Vandrekalender_ScrapingSources_v2.docx
+++ b/docs/shared/Vandrekalender_ScrapingSources_v2.docx
@@ -2175,156 +2175,6 @@
                 <w:sz w:val="20"/>
                 <w:szCs w:val="20"/>
               </w:rPr>
-              <w:t>Løber.dk</w:t>
-            </w:r>
-          </w:p>
-        </w:tc>
-        <w:tc>
-          <w:tcPr>
-            <w:tcW w:w="2000" w:type="dxa"/>
-            <w:tcBorders>
-              <w:top w:val="single" w:sz="1" w:space="0" w:color="DDDDDD"/>
-              <w:left w:val="single" w:sz="1" w:space="0" w:color="DDDDDD"/>
-              <w:bottom w:val="single" w:sz="1" w:space="0" w:color="DDDDDD"/>
-              <w:right w:val="single" w:sz="1" w:space="0" w:color="DDDDDD"/>
-            </w:tcBorders>
-            <w:tcMar>
-              <w:top w:w="80" w:type="dxa"/>
-              <w:left w:w="100" w:type="dxa"/>
-              <w:bottom w:w="80" w:type="dxa"/>
-              <w:right w:w="100" w:type="dxa"/>
-            </w:tcMar>
-          </w:tcPr>
-          <w:p>
-            <w:r>
-              <w:rPr>
-                <w:rFonts w:ascii="Courier New" w:eastAsia="Courier New" w:hAnsi="Courier New" w:cs="Courier New"/>
-                <w:color w:val="1A4A8A"/>
-                <w:sz w:val="19"/>
-                <w:szCs w:val="19"/>
-              </w:rPr>
-              <w:t>lober.dk</w:t>
-            </w:r>
-          </w:p>
-        </w:tc>
-        <w:tc>
-          <w:tcPr>
-            <w:tcW w:w="1400" w:type="dxa"/>
-            <w:tcBorders>
-              <w:top w:val="single" w:sz="1" w:space="0" w:color="DDDDDD"/>
-              <w:left w:val="single" w:sz="1" w:space="0" w:color="DDDDDD"/>
-              <w:bottom w:val="single" w:sz="1" w:space="0" w:color="DDDDDD"/>
-              <w:right w:val="single" w:sz="1" w:space="0" w:color="DDDDDD"/>
-            </w:tcBorders>
-            <w:tcMar>
-              <w:top w:w="80" w:type="dxa"/>
-              <w:left w:w="100" w:type="dxa"/>
-              <w:bottom w:w="80" w:type="dxa"/>
-              <w:right w:w="100" w:type="dxa"/>
-            </w:tcMar>
-          </w:tcPr>
-          <w:p>
-            <w:r>
-              <w:rPr>
-                <w:color w:val="555555"/>
-                <w:sz w:val="20"/>
-                <w:szCs w:val="20"/>
-              </w:rPr>
-              <w:t>HTML / API check</w:t>
-            </w:r>
-          </w:p>
-        </w:tc>
-        <w:tc>
-          <w:tcPr>
-            <w:tcW w:w="900" w:type="dxa"/>
-            <w:tcBorders>
-              <w:top w:val="single" w:sz="1" w:space="0" w:color="DDDDDD"/>
-              <w:left w:val="single" w:sz="1" w:space="0" w:color="DDDDDD"/>
-              <w:bottom w:val="single" w:sz="1" w:space="0" w:color="DDDDDD"/>
-              <w:right w:val="single" w:sz="1" w:space="0" w:color="DDDDDD"/>
-            </w:tcBorders>
-            <w:shd w:val="clear" w:color="auto" w:fill="FFF3E0"/>
-            <w:tcMar>
-              <w:top w:w="80" w:type="dxa"/>
-              <w:left w:w="100" w:type="dxa"/>
-              <w:bottom w:w="80" w:type="dxa"/>
-              <w:right w:w="100" w:type="dxa"/>
-            </w:tcMar>
-          </w:tcPr>
-          <w:p>
-            <w:pPr>
-              <w:jc w:val="center"/>
-            </w:pPr>
-            <w:r>
-              <w:rPr>
-                <w:b/>
-                <w:bCs/>
-                <w:color w:val="E65100"/>
-                <w:sz w:val="20"/>
-                <w:szCs w:val="20"/>
-              </w:rPr>
-              <w:t>Medium</w:t>
-            </w:r>
-          </w:p>
-        </w:tc>
-        <w:tc>
-          <w:tcPr>
-            <w:tcW w:w="3500" w:type="dxa"/>
-            <w:tcBorders>
-              <w:top w:val="single" w:sz="1" w:space="0" w:color="DDDDDD"/>
-              <w:left w:val="single" w:sz="1" w:space="0" w:color="DDDDDD"/>
-              <w:bottom w:val="single" w:sz="1" w:space="0" w:color="DDDDDD"/>
-              <w:right w:val="single" w:sz="1" w:space="0" w:color="DDDDDD"/>
-            </w:tcBorders>
-            <w:tcMar>
-              <w:top w:w="80" w:type="dxa"/>
-              <w:left w:w="100" w:type="dxa"/>
-              <w:bottom w:w="80" w:type="dxa"/>
-              <w:right w:w="100" w:type="dxa"/>
-            </w:tcMar>
-          </w:tcPr>
-          <w:p>
-            <w:r>
-              <w:rPr>
-                <w:sz w:val="20"/>
-                <w:szCs w:val="20"/>
-              </w:rPr>
-              <w:t>Danish running event directory. Filter for walking categories</w:t>
-            </w:r>
-          </w:p>
-        </w:tc>
-      </w:tr>
-      <w:tr>
-        <w:tblPrEx>
-          <w:tblCellMar>
-            <w:top w:w="0" w:type="dxa"/>
-            <w:bottom w:w="0" w:type="dxa"/>
-          </w:tblCellMar>
-        </w:tblPrEx>
-        <w:tc>
-          <w:tcPr>
-            <w:tcW w:w="1800" w:type="dxa"/>
-            <w:tcBorders>
-              <w:top w:val="single" w:sz="1" w:space="0" w:color="DDDDDD"/>
-              <w:left w:val="single" w:sz="1" w:space="0" w:color="DDDDDD"/>
-              <w:bottom w:val="single" w:sz="1" w:space="0" w:color="DDDDDD"/>
-              <w:right w:val="single" w:sz="1" w:space="0" w:color="DDDDDD"/>
-            </w:tcBorders>
-            <w:tcMar>
-              <w:top w:w="80" w:type="dxa"/>
-              <w:left w:w="100" w:type="dxa"/>
-              <w:bottom w:w="80" w:type="dxa"/>
-              <w:right w:w="100" w:type="dxa"/>
-            </w:tcMar>
-          </w:tcPr>
-          <w:p>
-            <w:r>
-              <w:rPr>
-                <w:b/>
-                <w:bCs/>
-                <w:sz w:val="20"/>
-                <w:szCs w:val="20"/>
-              </w:rPr>
               <w:t>Motionsplan.dk</w:t>
             </w:r>
           </w:p>
@@ -7007,7 +6857,7 @@
         <w:spacing w:after="80"/>
       </w:pPr>
       <w:r>
-        <w:t>Confirm whether Løber.dk, Finishers.com, and Sportstiming.dk have public APIs</w:t>
+        <w:t>Confirm whether Finishers.com and Sportstiming.dk have public APIs</w:t>
       </w:r>
     </w:p>
     <w:p>

--- a/docs/shared/Vandrekalender_ScrapingSources_v2.docx
+++ b/docs/shared/Vandrekalender_ScrapingSources_v2.docx
@@ -152,6 +152,158 @@
       </w:r>
     </w:p>
     <w:p/>
+    <w:p>
+      <w:pPr>
+        <w:pStyle w:val="Heading2"/>
+      </w:pPr>
+      <w:r>
+        <w:t>V1 implementation order</w:t>
+      </w:r>
+    </w:p>
+    <w:p>
+      <w:r>
+        <w:t>The full source list below is grouped by type. For v1 we implement scrapers in this order:</w:t>
+      </w:r>
+    </w:p>
+    <w:tbl>
+      <w:tblPr>
+        <w:tblW w:type="auto" w:w="0"/>
+        <w:tblLook w:firstColumn="1" w:firstRow="1" w:lastColumn="0" w:lastRow="0" w:noHBand="0" w:noVBand="1" w:val="04A0"/>
+      </w:tblPr>
+      <w:tblGrid>
+        <w:gridCol w:w="3169"/>
+        <w:gridCol w:w="3169"/>
+        <w:gridCol w:w="3169"/>
+      </w:tblGrid>
+      <w:tr>
+        <w:tc>
+          <w:tcPr>
+            <w:tcW w:type="dxa" w:w="3169"/>
+          </w:tcPr>
+          <w:p>
+            <w:r>
+              <w:t>#</w:t>
+            </w:r>
+          </w:p>
+        </w:tc>
+        <w:tc>
+          <w:tcPr>
+            <w:tcW w:type="dxa" w:w="3169"/>
+          </w:tcPr>
+          <w:p>
+            <w:r>
+              <w:t>Source</w:t>
+            </w:r>
+          </w:p>
+        </w:tc>
+        <w:tc>
+          <w:tcPr>
+            <w:tcW w:type="dxa" w:w="3169"/>
+          </w:tcPr>
+          <w:p>
+            <w:r>
+              <w:t>Why</w:t>
+            </w:r>
+          </w:p>
+        </w:tc>
+      </w:tr>
+      <w:tr>
+        <w:tc>
+          <w:tcPr>
+            <w:tcW w:type="dxa" w:w="3169"/>
+          </w:tcPr>
+          <w:p>
+            <w:r>
+              <w:t>1</w:t>
+            </w:r>
+          </w:p>
+        </w:tc>
+        <w:tc>
+          <w:tcPr>
+            <w:tcW w:type="dxa" w:w="3169"/>
+          </w:tcPr>
+          <w:p>
+            <w:r>
+              <w:t>Mammut March</w:t>
+            </w:r>
+          </w:p>
+        </w:tc>
+        <w:tc>
+          <w:tcPr>
+            <w:tcW w:type="dxa" w:w="3169"/>
+          </w:tcPr>
+          <w:p>
+            <w:r>
+              <w:t>First target, already scaffolded. Known organiser, easy to eyeball the result</w:t>
+            </w:r>
+          </w:p>
+        </w:tc>
+      </w:tr>
+      <w:tr>
+        <w:tc>
+          <w:tcPr>
+            <w:tcW w:type="dxa" w:w="3169"/>
+          </w:tcPr>
+          <w:p>
+            <w:r>
+              <w:t>2</w:t>
+            </w:r>
+          </w:p>
+        </w:tc>
+        <w:tc>
+          <w:tcPr>
+            <w:tcW w:type="dxa" w:w="3169"/>
+          </w:tcPr>
+          <w:p>
+            <w:r>
+              <w:t>Sportstiming.dk</w:t>
+            </w:r>
+          </w:p>
+        </w:tc>
+        <w:tc>
+          <w:tcPr>
+            <w:tcW w:type="dxa" w:w="3169"/>
+          </w:tcPr>
+          <w:p>
+            <w:r>
+              <w:t>Walking events only</w:t>
+            </w:r>
+          </w:p>
+        </w:tc>
+      </w:tr>
+      <w:tr>
+        <w:tc>
+          <w:tcPr>
+            <w:tcW w:type="dxa" w:w="3169"/>
+          </w:tcPr>
+          <w:p>
+            <w:r>
+              <w:t>3</w:t>
+            </w:r>
+          </w:p>
+        </w:tc>
+        <w:tc>
+          <w:tcPr>
+            <w:tcW w:type="dxa" w:w="3169"/>
+          </w:tcPr>
+          <w:p>
+            <w:r>
+              <w:t>Dansk Vandrelaug (DVL)</w:t>
+            </w:r>
+          </w:p>
+        </w:tc>
+        <w:tc>
+          <w:tcPr>
+            <w:tcW w:type="dxa" w:w="3169"/>
+          </w:tcPr>
+          <w:p>
+            <w:r>
+              <w:t>Richest, most representative source (free guided walks)</w:t>
+            </w:r>
+          </w:p>
+        </w:tc>
+      </w:tr>
+    </w:tbl>
     <w:tbl>
       <w:tblPr>
         <w:tblW w:w="9500" w:type="dxa"/>
@@ -521,7 +673,7 @@
                 <w:sz w:val="20"/>
                 <w:szCs w:val="20"/>
               </w:rPr>
-              <w:t>National walking association. Multiple regional chapters each with own event pages. Rich data: date, distance, difficulty, meeting point</w:t>
+              <w:t>National walking association. Multiple regional chapters, each with its own event pages. Site is client-rendered (JS): a plain HTML fetch returns no events, so scraping needs a rendered DOM or an API/feed. Checked 2026-06-24.</w:t>
             </w:r>
           </w:p>
         </w:tc>
@@ -671,7 +823,7 @@
                 <w:sz w:val="20"/>
                 <w:szCs w:val="20"/>
               </w:rPr>
-              <w:t>Copenhagen chapter. High volume of events</w:t>
+              <w:t>Copenhagen chapter, high volume. URL pattern still to confirm against the live JS site.</w:t>
             </w:r>
           </w:p>
         </w:tc>
@@ -821,7 +973,7 @@
                 <w:sz w:val="20"/>
                 <w:szCs w:val="20"/>
               </w:rPr>
-              <w:t>Already reviewed — structured event listings</w:t>
+              <w:t>Already reviewed. Structured event listings. URL pattern still to confirm against the live JS site.</w:t>
             </w:r>
           </w:p>
         </w:tc>
@@ -1160,7 +1312,7 @@
                 <w:sz w:val="20"/>
                 <w:szCs w:val="20"/>
               </w:rPr>
-              <w:t>Covers running, walking, cycling, OCR, triathlon. Well-structured listings. Check for public API</w:t>
+              <w:t>Confirmed live 2026-06-24. Covers running, walking, cycling, OCR, triathlon. Has a dedicated Walk category. Events at /events. Check for a public API.</w:t>
             </w:r>
           </w:p>
         </w:tc>
@@ -1310,7 +1462,7 @@
                 <w:sz w:val="20"/>
                 <w:szCs w:val="20"/>
               </w:rPr>
-              <w:t>Adventure sports events. Returned 403 on first check — may need headers/session handling</w:t>
+              <w:t>Adventure sports events. Loaded fine on recheck 2026-06-24 (the earlier 403 did not recur).</w:t>
             </w:r>
           </w:p>
         </w:tc>
@@ -1324,143 +1476,32 @@
         </w:tblPrEx>
         <w:tc>
           <w:tcPr>
-            <w:tcW w:w="1800" w:type="dxa"/>
-            <w:tcBorders>
-              <w:top w:val="single" w:sz="1" w:space="0" w:color="DDDDDD"/>
-              <w:left w:val="single" w:sz="1" w:space="0" w:color="DDDDDD"/>
-              <w:bottom w:val="single" w:sz="1" w:space="0" w:color="DDDDDD"/>
-              <w:right w:val="single" w:sz="1" w:space="0" w:color="DDDDDD"/>
-            </w:tcBorders>
-            <w:tcMar>
-              <w:top w:w="80" w:type="dxa"/>
-              <w:left w:w="100" w:type="dxa"/>
-              <w:bottom w:w="80" w:type="dxa"/>
-              <w:right w:w="100" w:type="dxa"/>
-            </w:tcMar>
-          </w:tcPr>
-          <w:p>
-            <w:r>
-              <w:rPr>
-                <w:b/>
-                <w:bCs/>
-                <w:sz w:val="20"/>
-                <w:szCs w:val="20"/>
-              </w:rPr>
-              <w:t>Finishers.com</w:t>
-            </w:r>
-          </w:p>
-        </w:tc>
-        <w:tc>
-          <w:tcPr>
-            <w:tcW w:w="2000" w:type="dxa"/>
-            <w:tcBorders>
-              <w:top w:val="single" w:sz="1" w:space="0" w:color="DDDDDD"/>
-              <w:left w:val="single" w:sz="1" w:space="0" w:color="DDDDDD"/>
-              <w:bottom w:val="single" w:sz="1" w:space="0" w:color="DDDDDD"/>
-              <w:right w:val="single" w:sz="1" w:space="0" w:color="DDDDDD"/>
-            </w:tcBorders>
-            <w:tcMar>
-              <w:top w:w="80" w:type="dxa"/>
-              <w:left w:w="100" w:type="dxa"/>
-              <w:bottom w:w="80" w:type="dxa"/>
-              <w:right w:w="100" w:type="dxa"/>
-            </w:tcMar>
-          </w:tcPr>
-          <w:p>
-            <w:r>
-              <w:rPr>
-                <w:rFonts w:ascii="Courier New" w:eastAsia="Courier New" w:hAnsi="Courier New" w:cs="Courier New"/>
+            <w:tcW w:w="0" w:type="auto"/>
+            <w:gridSpan w:val="5"/>
+            <w:tcBorders>
+              <w:top w:val="single" w:sz="1" w:space="0" w:color="DDDDDD"/>
+              <w:left w:val="single" w:sz="1" w:space="0" w:color="DDDDDD"/>
+              <w:bottom w:val="single" w:sz="1" w:space="0" w:color="DDDDDD"/>
+              <w:right w:val="single" w:sz="1" w:space="0" w:color="DDDDDD"/>
+            </w:tcBorders>
+            <w:shd w:val="clear" w:color="auto" w:fill="EEF3FA"/>
+            <w:tcMar>
+              <w:top w:w="80" w:type="dxa"/>
+              <w:left w:w="100" w:type="dxa"/>
+              <w:bottom w:w="80" w:type="dxa"/>
+              <w:right w:w="100" w:type="dxa"/>
+            </w:tcMar>
+          </w:tcPr>
+          <w:p>
+            <w:r>
+              <w:rPr>
+                <w:b/>
+                <w:bCs/>
                 <w:color w:val="1A4A8A"/>
-                <w:sz w:val="19"/>
-                <w:szCs w:val="19"/>
-              </w:rPr>
-              <w:t>finishers.com</w:t>
-            </w:r>
-          </w:p>
-        </w:tc>
-        <w:tc>
-          <w:tcPr>
-            <w:tcW w:w="1400" w:type="dxa"/>
-            <w:tcBorders>
-              <w:top w:val="single" w:sz="1" w:space="0" w:color="DDDDDD"/>
-              <w:left w:val="single" w:sz="1" w:space="0" w:color="DDDDDD"/>
-              <w:bottom w:val="single" w:sz="1" w:space="0" w:color="DDDDDD"/>
-              <w:right w:val="single" w:sz="1" w:space="0" w:color="DDDDDD"/>
-            </w:tcBorders>
-            <w:tcMar>
-              <w:top w:w="80" w:type="dxa"/>
-              <w:left w:w="100" w:type="dxa"/>
-              <w:bottom w:w="80" w:type="dxa"/>
-              <w:right w:w="100" w:type="dxa"/>
-            </w:tcMar>
-          </w:tcPr>
-          <w:p>
-            <w:r>
-              <w:rPr>
-                <w:color w:val="555555"/>
-                <w:sz w:val="20"/>
-                <w:szCs w:val="20"/>
-              </w:rPr>
-              <w:t>HTML / API check</w:t>
-            </w:r>
-          </w:p>
-        </w:tc>
-        <w:tc>
-          <w:tcPr>
-            <w:tcW w:w="900" w:type="dxa"/>
-            <w:tcBorders>
-              <w:top w:val="single" w:sz="1" w:space="0" w:color="DDDDDD"/>
-              <w:left w:val="single" w:sz="1" w:space="0" w:color="DDDDDD"/>
-              <w:bottom w:val="single" w:sz="1" w:space="0" w:color="DDDDDD"/>
-              <w:right w:val="single" w:sz="1" w:space="0" w:color="DDDDDD"/>
-            </w:tcBorders>
-            <w:shd w:val="clear" w:color="auto" w:fill="FFF3E0"/>
-            <w:tcMar>
-              <w:top w:w="80" w:type="dxa"/>
-              <w:left w:w="100" w:type="dxa"/>
-              <w:bottom w:w="80" w:type="dxa"/>
-              <w:right w:w="100" w:type="dxa"/>
-            </w:tcMar>
-          </w:tcPr>
-          <w:p>
-            <w:pPr>
-              <w:jc w:val="center"/>
-            </w:pPr>
-            <w:r>
-              <w:rPr>
-                <w:b/>
-                <w:bCs/>
-                <w:color w:val="E65100"/>
-                <w:sz w:val="20"/>
-                <w:szCs w:val="20"/>
-              </w:rPr>
-              <w:t>Medium</w:t>
-            </w:r>
-          </w:p>
-        </w:tc>
-        <w:tc>
-          <w:tcPr>
-            <w:tcW w:w="3500" w:type="dxa"/>
-            <w:tcBorders>
-              <w:top w:val="single" w:sz="1" w:space="0" w:color="DDDDDD"/>
-              <w:left w:val="single" w:sz="1" w:space="0" w:color="DDDDDD"/>
-              <w:bottom w:val="single" w:sz="1" w:space="0" w:color="DDDDDD"/>
-              <w:right w:val="single" w:sz="1" w:space="0" w:color="DDDDDD"/>
-            </w:tcBorders>
-            <w:tcMar>
-              <w:top w:w="80" w:type="dxa"/>
-              <w:left w:w="100" w:type="dxa"/>
-              <w:bottom w:w="80" w:type="dxa"/>
-              <w:right w:w="100" w:type="dxa"/>
-            </w:tcMar>
-          </w:tcPr>
-          <w:p>
-            <w:r>
-              <w:rPr>
-                <w:sz w:val="20"/>
-                <w:szCs w:val="20"/>
-              </w:rPr>
-              <w:t>Global race calendar. Has Danish events but limited walking focus. Check for API</w:t>
+                <w:sz w:val="20"/>
+                <w:szCs w:val="20"/>
+              </w:rPr>
+              <w:t>▶  MARCH &amp; LONG-DISTANCE WALK EVENTS</w:t>
             </w:r>
           </w:p>
         </w:tc>
@@ -1474,32 +1515,143 @@
         </w:tblPrEx>
         <w:tc>
           <w:tcPr>
-            <w:tcW w:w="0" w:type="auto"/>
-            <w:gridSpan w:val="5"/>
-            <w:tcBorders>
-              <w:top w:val="single" w:sz="1" w:space="0" w:color="DDDDDD"/>
-              <w:left w:val="single" w:sz="1" w:space="0" w:color="DDDDDD"/>
-              <w:bottom w:val="single" w:sz="1" w:space="0" w:color="DDDDDD"/>
-              <w:right w:val="single" w:sz="1" w:space="0" w:color="DDDDDD"/>
-            </w:tcBorders>
-            <w:shd w:val="clear" w:color="auto" w:fill="EEF3FA"/>
-            <w:tcMar>
-              <w:top w:w="80" w:type="dxa"/>
-              <w:left w:w="100" w:type="dxa"/>
-              <w:bottom w:w="80" w:type="dxa"/>
-              <w:right w:w="100" w:type="dxa"/>
-            </w:tcMar>
-          </w:tcPr>
-          <w:p>
-            <w:r>
-              <w:rPr>
-                <w:b/>
-                <w:bCs/>
+            <w:tcW w:w="1800" w:type="dxa"/>
+            <w:tcBorders>
+              <w:top w:val="single" w:sz="1" w:space="0" w:color="DDDDDD"/>
+              <w:left w:val="single" w:sz="1" w:space="0" w:color="DDDDDD"/>
+              <w:bottom w:val="single" w:sz="1" w:space="0" w:color="DDDDDD"/>
+              <w:right w:val="single" w:sz="1" w:space="0" w:color="DDDDDD"/>
+            </w:tcBorders>
+            <w:tcMar>
+              <w:top w:w="80" w:type="dxa"/>
+              <w:left w:w="100" w:type="dxa"/>
+              <w:bottom w:w="80" w:type="dxa"/>
+              <w:right w:w="100" w:type="dxa"/>
+            </w:tcMar>
+          </w:tcPr>
+          <w:p>
+            <w:r>
+              <w:rPr>
+                <w:b/>
+                <w:bCs/>
+                <w:sz w:val="20"/>
+                <w:szCs w:val="20"/>
+              </w:rPr>
+              <w:t>Mammut March</w:t>
+            </w:r>
+          </w:p>
+        </w:tc>
+        <w:tc>
+          <w:tcPr>
+            <w:tcW w:w="2000" w:type="dxa"/>
+            <w:tcBorders>
+              <w:top w:val="single" w:sz="1" w:space="0" w:color="DDDDDD"/>
+              <w:left w:val="single" w:sz="1" w:space="0" w:color="DDDDDD"/>
+              <w:bottom w:val="single" w:sz="1" w:space="0" w:color="DDDDDD"/>
+              <w:right w:val="single" w:sz="1" w:space="0" w:color="DDDDDD"/>
+            </w:tcBorders>
+            <w:tcMar>
+              <w:top w:w="80" w:type="dxa"/>
+              <w:left w:w="100" w:type="dxa"/>
+              <w:bottom w:w="80" w:type="dxa"/>
+              <w:right w:w="100" w:type="dxa"/>
+            </w:tcMar>
+          </w:tcPr>
+          <w:p>
+            <w:r>
+              <w:rPr>
+                <w:rFonts w:ascii="Courier New" w:eastAsia="Courier New" w:hAnsi="Courier New" w:cs="Courier New"/>
                 <w:color w:val="1A4A8A"/>
-                <w:sz w:val="20"/>
-                <w:szCs w:val="20"/>
-              </w:rPr>
-              <w:t>▶  MARCH &amp; LONG-DISTANCE WALK EVENTS</w:t>
+                <w:sz w:val="19"/>
+                <w:szCs w:val="19"/>
+              </w:rPr>
+              <w:t>mammutmarch.dk</w:t>
+            </w:r>
+          </w:p>
+        </w:tc>
+        <w:tc>
+          <w:tcPr>
+            <w:tcW w:w="1400" w:type="dxa"/>
+            <w:tcBorders>
+              <w:top w:val="single" w:sz="1" w:space="0" w:color="DDDDDD"/>
+              <w:left w:val="single" w:sz="1" w:space="0" w:color="DDDDDD"/>
+              <w:bottom w:val="single" w:sz="1" w:space="0" w:color="DDDDDD"/>
+              <w:right w:val="single" w:sz="1" w:space="0" w:color="DDDDDD"/>
+            </w:tcBorders>
+            <w:tcMar>
+              <w:top w:w="80" w:type="dxa"/>
+              <w:left w:w="100" w:type="dxa"/>
+              <w:bottom w:w="80" w:type="dxa"/>
+              <w:right w:w="100" w:type="dxa"/>
+            </w:tcMar>
+          </w:tcPr>
+          <w:p>
+            <w:r>
+              <w:rPr>
+                <w:color w:val="555555"/>
+                <w:sz w:val="20"/>
+                <w:szCs w:val="20"/>
+              </w:rPr>
+              <w:t>HTML scrape</w:t>
+            </w:r>
+          </w:p>
+        </w:tc>
+        <w:tc>
+          <w:tcPr>
+            <w:tcW w:w="900" w:type="dxa"/>
+            <w:tcBorders>
+              <w:top w:val="single" w:sz="1" w:space="0" w:color="DDDDDD"/>
+              <w:left w:val="single" w:sz="1" w:space="0" w:color="DDDDDD"/>
+              <w:bottom w:val="single" w:sz="1" w:space="0" w:color="DDDDDD"/>
+              <w:right w:val="single" w:sz="1" w:space="0" w:color="DDDDDD"/>
+            </w:tcBorders>
+            <w:shd w:val="clear" w:color="auto" w:fill="E8F5E9"/>
+            <w:tcMar>
+              <w:top w:w="80" w:type="dxa"/>
+              <w:left w:w="100" w:type="dxa"/>
+              <w:bottom w:w="80" w:type="dxa"/>
+              <w:right w:w="100" w:type="dxa"/>
+            </w:tcMar>
+          </w:tcPr>
+          <w:p>
+            <w:pPr>
+              <w:jc w:val="center"/>
+            </w:pPr>
+            <w:r>
+              <w:rPr>
+                <w:b/>
+                <w:bCs/>
+                <w:color w:val="1A6B3A"/>
+                <w:sz w:val="20"/>
+                <w:szCs w:val="20"/>
+              </w:rPr>
+              <w:t>High</w:t>
+            </w:r>
+          </w:p>
+        </w:tc>
+        <w:tc>
+          <w:tcPr>
+            <w:tcW w:w="3500" w:type="dxa"/>
+            <w:tcBorders>
+              <w:top w:val="single" w:sz="1" w:space="0" w:color="DDDDDD"/>
+              <w:left w:val="single" w:sz="1" w:space="0" w:color="DDDDDD"/>
+              <w:bottom w:val="single" w:sz="1" w:space="0" w:color="DDDDDD"/>
+              <w:right w:val="single" w:sz="1" w:space="0" w:color="DDDDDD"/>
+            </w:tcBorders>
+            <w:tcMar>
+              <w:top w:w="80" w:type="dxa"/>
+              <w:left w:w="100" w:type="dxa"/>
+              <w:bottom w:w="80" w:type="dxa"/>
+              <w:right w:w="100" w:type="dxa"/>
+            </w:tcMar>
+          </w:tcPr>
+          <w:p>
+            <w:r>
+              <w:rPr>
+                <w:sz w:val="20"/>
+                <w:szCs w:val="20"/>
+              </w:rPr>
+              <w:t>Confirmed live 2026-06-24. 24-hour march ("100 km til fods"). WooCommerce site: events listed as products at /shop/ (e.g. København 75/100 km, Aarhus 30/50 km, plus 30/42/55 km variants). Distances vary per event.</w:t>
             </w:r>
           </w:p>
         </w:tc>
@@ -1535,7 +1687,8 @@
                 <w:sz w:val="20"/>
                 <w:szCs w:val="20"/>
               </w:rPr>
-              <w:t>Mammut March</w:t>
+              <w:lastRenderedPageBreak/>
+              <w:t>Riddermarchen</w:t>
             </w:r>
           </w:p>
         </w:tc>
@@ -1563,7 +1716,7 @@
                 <w:sz w:val="19"/>
                 <w:szCs w:val="19"/>
               </w:rPr>
-              <w:t>mammutmarch.dk</w:t>
+              <w:t>riddermarchen.dk</w:t>
             </w:r>
           </w:p>
         </w:tc>
@@ -1649,7 +1802,7 @@
                 <w:sz w:val="20"/>
                 <w:szCs w:val="20"/>
               </w:rPr>
-              <w:t>Major Danish march (21/42/55km). Annual event with own structured website</w:t>
+              <w:t>Well-known Danish military-style march. Domain resolves but is client-rendered, so content is not visible to a plain fetch. Checked 2026-06-24.</w:t>
             </w:r>
           </w:p>
         </w:tc>
@@ -1685,8 +1838,7 @@
                 <w:sz w:val="20"/>
                 <w:szCs w:val="20"/>
               </w:rPr>
-              <w:lastRenderedPageBreak/>
-              <w:t>Riddermarchen</w:t>
+              <w:t>AMA Vandringen</w:t>
             </w:r>
           </w:p>
         </w:tc>
@@ -1714,7 +1866,7 @@
                 <w:sz w:val="19"/>
                 <w:szCs w:val="19"/>
               </w:rPr>
-              <w:t>riddermarchen.dk</w:t>
+              <w:t>Facebook only</w:t>
             </w:r>
           </w:p>
         </w:tc>
@@ -1741,7 +1893,7 @@
                 <w:sz w:val="20"/>
                 <w:szCs w:val="20"/>
               </w:rPr>
-              <w:t>HTML scrape</w:t>
+              <w:t>Facebook API</w:t>
             </w:r>
           </w:p>
         </w:tc>
@@ -1754,7 +1906,7 @@
               <w:bottom w:val="single" w:sz="1" w:space="0" w:color="DDDDDD"/>
               <w:right w:val="single" w:sz="1" w:space="0" w:color="DDDDDD"/>
             </w:tcBorders>
-            <w:shd w:val="clear" w:color="auto" w:fill="E8F5E9"/>
+            <w:shd w:val="clear" w:color="auto" w:fill="FFF3E0"/>
             <w:tcMar>
               <w:top w:w="80" w:type="dxa"/>
               <w:left w:w="100" w:type="dxa"/>
@@ -1770,11 +1922,11 @@
               <w:rPr>
                 <w:b/>
                 <w:bCs/>
-                <w:color w:val="1A6B3A"/>
-                <w:sz w:val="20"/>
-                <w:szCs w:val="20"/>
-              </w:rPr>
-              <w:t>High</w:t>
+                <w:color w:val="E65100"/>
+                <w:sz w:val="20"/>
+                <w:szCs w:val="20"/>
+              </w:rPr>
+              <w:t>Medium</w:t>
             </w:r>
           </w:p>
         </w:tc>
@@ -1800,7 +1952,7 @@
                 <w:sz w:val="20"/>
                 <w:szCs w:val="20"/>
               </w:rPr>
-              <w:t>Well-known Danish military-style march. Structured website</w:t>
+              <w:t>Exists only on Facebook. 21/42/55 km options. v1: manual entry or organiser submission. Facebook API deferred to v2.</w:t>
             </w:r>
           </w:p>
         </w:tc>
@@ -1814,143 +1966,32 @@
         </w:tblPrEx>
         <w:tc>
           <w:tcPr>
-            <w:tcW w:w="1800" w:type="dxa"/>
-            <w:tcBorders>
-              <w:top w:val="single" w:sz="1" w:space="0" w:color="DDDDDD"/>
-              <w:left w:val="single" w:sz="1" w:space="0" w:color="DDDDDD"/>
-              <w:bottom w:val="single" w:sz="1" w:space="0" w:color="DDDDDD"/>
-              <w:right w:val="single" w:sz="1" w:space="0" w:color="DDDDDD"/>
-            </w:tcBorders>
-            <w:tcMar>
-              <w:top w:w="80" w:type="dxa"/>
-              <w:left w:w="100" w:type="dxa"/>
-              <w:bottom w:w="80" w:type="dxa"/>
-              <w:right w:w="100" w:type="dxa"/>
-            </w:tcMar>
-          </w:tcPr>
-          <w:p>
-            <w:r>
-              <w:rPr>
-                <w:b/>
-                <w:bCs/>
-                <w:sz w:val="20"/>
-                <w:szCs w:val="20"/>
-              </w:rPr>
-              <w:t>AMA Vandringen</w:t>
-            </w:r>
-          </w:p>
-        </w:tc>
-        <w:tc>
-          <w:tcPr>
-            <w:tcW w:w="2000" w:type="dxa"/>
-            <w:tcBorders>
-              <w:top w:val="single" w:sz="1" w:space="0" w:color="DDDDDD"/>
-              <w:left w:val="single" w:sz="1" w:space="0" w:color="DDDDDD"/>
-              <w:bottom w:val="single" w:sz="1" w:space="0" w:color="DDDDDD"/>
-              <w:right w:val="single" w:sz="1" w:space="0" w:color="DDDDDD"/>
-            </w:tcBorders>
-            <w:tcMar>
-              <w:top w:w="80" w:type="dxa"/>
-              <w:left w:w="100" w:type="dxa"/>
-              <w:bottom w:w="80" w:type="dxa"/>
-              <w:right w:w="100" w:type="dxa"/>
-            </w:tcMar>
-          </w:tcPr>
-          <w:p>
-            <w:r>
-              <w:rPr>
-                <w:rFonts w:ascii="Courier New" w:eastAsia="Courier New" w:hAnsi="Courier New" w:cs="Courier New"/>
+            <w:tcW w:w="0" w:type="auto"/>
+            <w:gridSpan w:val="5"/>
+            <w:tcBorders>
+              <w:top w:val="single" w:sz="1" w:space="0" w:color="DDDDDD"/>
+              <w:left w:val="single" w:sz="1" w:space="0" w:color="DDDDDD"/>
+              <w:bottom w:val="single" w:sz="1" w:space="0" w:color="DDDDDD"/>
+              <w:right w:val="single" w:sz="1" w:space="0" w:color="DDDDDD"/>
+            </w:tcBorders>
+            <w:shd w:val="clear" w:color="auto" w:fill="EEF3FA"/>
+            <w:tcMar>
+              <w:top w:w="80" w:type="dxa"/>
+              <w:left w:w="100" w:type="dxa"/>
+              <w:bottom w:w="80" w:type="dxa"/>
+              <w:right w:w="100" w:type="dxa"/>
+            </w:tcMar>
+          </w:tcPr>
+          <w:p>
+            <w:r>
+              <w:rPr>
+                <w:b/>
+                <w:bCs/>
                 <w:color w:val="1A4A8A"/>
-                <w:sz w:val="19"/>
-                <w:szCs w:val="19"/>
-              </w:rPr>
-              <w:t>Facebook only</w:t>
-            </w:r>
-          </w:p>
-        </w:tc>
-        <w:tc>
-          <w:tcPr>
-            <w:tcW w:w="1400" w:type="dxa"/>
-            <w:tcBorders>
-              <w:top w:val="single" w:sz="1" w:space="0" w:color="DDDDDD"/>
-              <w:left w:val="single" w:sz="1" w:space="0" w:color="DDDDDD"/>
-              <w:bottom w:val="single" w:sz="1" w:space="0" w:color="DDDDDD"/>
-              <w:right w:val="single" w:sz="1" w:space="0" w:color="DDDDDD"/>
-            </w:tcBorders>
-            <w:tcMar>
-              <w:top w:w="80" w:type="dxa"/>
-              <w:left w:w="100" w:type="dxa"/>
-              <w:bottom w:w="80" w:type="dxa"/>
-              <w:right w:w="100" w:type="dxa"/>
-            </w:tcMar>
-          </w:tcPr>
-          <w:p>
-            <w:r>
-              <w:rPr>
-                <w:color w:val="555555"/>
-                <w:sz w:val="20"/>
-                <w:szCs w:val="20"/>
-              </w:rPr>
-              <w:t>Facebook API</w:t>
-            </w:r>
-          </w:p>
-        </w:tc>
-        <w:tc>
-          <w:tcPr>
-            <w:tcW w:w="900" w:type="dxa"/>
-            <w:tcBorders>
-              <w:top w:val="single" w:sz="1" w:space="0" w:color="DDDDDD"/>
-              <w:left w:val="single" w:sz="1" w:space="0" w:color="DDDDDD"/>
-              <w:bottom w:val="single" w:sz="1" w:space="0" w:color="DDDDDD"/>
-              <w:right w:val="single" w:sz="1" w:space="0" w:color="DDDDDD"/>
-            </w:tcBorders>
-            <w:shd w:val="clear" w:color="auto" w:fill="FFF3E0"/>
-            <w:tcMar>
-              <w:top w:w="80" w:type="dxa"/>
-              <w:left w:w="100" w:type="dxa"/>
-              <w:bottom w:w="80" w:type="dxa"/>
-              <w:right w:w="100" w:type="dxa"/>
-            </w:tcMar>
-          </w:tcPr>
-          <w:p>
-            <w:pPr>
-              <w:jc w:val="center"/>
-            </w:pPr>
-            <w:r>
-              <w:rPr>
-                <w:b/>
-                <w:bCs/>
-                <w:color w:val="E65100"/>
-                <w:sz w:val="20"/>
-                <w:szCs w:val="20"/>
-              </w:rPr>
-              <w:t>Medium</w:t>
-            </w:r>
-          </w:p>
-        </w:tc>
-        <w:tc>
-          <w:tcPr>
-            <w:tcW w:w="3500" w:type="dxa"/>
-            <w:tcBorders>
-              <w:top w:val="single" w:sz="1" w:space="0" w:color="DDDDDD"/>
-              <w:left w:val="single" w:sz="1" w:space="0" w:color="DDDDDD"/>
-              <w:bottom w:val="single" w:sz="1" w:space="0" w:color="DDDDDD"/>
-              <w:right w:val="single" w:sz="1" w:space="0" w:color="DDDDDD"/>
-            </w:tcBorders>
-            <w:tcMar>
-              <w:top w:w="80" w:type="dxa"/>
-              <w:left w:w="100" w:type="dxa"/>
-              <w:bottom w:w="80" w:type="dxa"/>
-              <w:right w:w="100" w:type="dxa"/>
-            </w:tcMar>
-          </w:tcPr>
-          <w:p>
-            <w:r>
-              <w:rPr>
-                <w:sz w:val="20"/>
-                <w:szCs w:val="20"/>
-              </w:rPr>
-              <w:t>Exists only on Facebook. 21/42/55km options. Needs Facebook Graph API or manual entry</w:t>
+                <w:sz w:val="20"/>
+                <w:szCs w:val="20"/>
+              </w:rPr>
+              <w:t>▶  FACEBOOK</w:t>
             </w:r>
           </w:p>
         </w:tc>
@@ -1986,7 +2027,7 @@
                 <w:sz w:val="20"/>
                 <w:szCs w:val="20"/>
               </w:rPr>
-              <w:t>Copenhagen Walking Festival</w:t>
+              <w:t>Facebook Events API</w:t>
             </w:r>
           </w:p>
         </w:tc>
@@ -2014,7 +2055,7 @@
                 <w:sz w:val="19"/>
                 <w:szCs w:val="19"/>
               </w:rPr>
-              <w:t>To be found</w:t>
+              <w:t>developers.facebook.com</w:t>
             </w:r>
           </w:p>
         </w:tc>
@@ -2041,7 +2082,7 @@
                 <w:sz w:val="20"/>
                 <w:szCs w:val="20"/>
               </w:rPr>
-              <w:t>HTML scrape</w:t>
+              <w:t>Graph API</w:t>
             </w:r>
           </w:p>
         </w:tc>
@@ -2074,7 +2115,7 @@
                 <w:sz w:val="20"/>
                 <w:szCs w:val="20"/>
               </w:rPr>
-              <w:t>Medium</w:t>
+              <w:t>v2</w:t>
             </w:r>
           </w:p>
         </w:tc>
@@ -2100,7 +2141,7 @@
                 <w:sz w:val="20"/>
                 <w:szCs w:val="20"/>
               </w:rPr>
-              <w:t>Needs research to find official site</w:t>
+              <w:t>Deferred to v2. Reading public events from Pages/groups you do not own is largely unavailable to third-party apps. Reliable access only for a Page you or the organiser admin, via a Page token. Needs a Developer App, App Review (weeks), and business verification.</w:t>
             </w:r>
           </w:p>
         </w:tc>
@@ -2114,32 +2155,143 @@
         </w:tblPrEx>
         <w:tc>
           <w:tcPr>
-            <w:tcW w:w="0" w:type="auto"/>
-            <w:gridSpan w:val="5"/>
-            <w:tcBorders>
-              <w:top w:val="single" w:sz="1" w:space="0" w:color="DDDDDD"/>
-              <w:left w:val="single" w:sz="1" w:space="0" w:color="DDDDDD"/>
-              <w:bottom w:val="single" w:sz="1" w:space="0" w:color="DDDDDD"/>
-              <w:right w:val="single" w:sz="1" w:space="0" w:color="DDDDDD"/>
-            </w:tcBorders>
-            <w:shd w:val="clear" w:color="auto" w:fill="EEF3FA"/>
-            <w:tcMar>
-              <w:top w:w="80" w:type="dxa"/>
-              <w:left w:w="100" w:type="dxa"/>
-              <w:bottom w:w="80" w:type="dxa"/>
-              <w:right w:w="100" w:type="dxa"/>
-            </w:tcMar>
-          </w:tcPr>
-          <w:p>
-            <w:r>
-              <w:rPr>
-                <w:b/>
-                <w:bCs/>
+            <w:tcW w:w="1800" w:type="dxa"/>
+            <w:tcBorders>
+              <w:top w:val="single" w:sz="1" w:space="0" w:color="DDDDDD"/>
+              <w:left w:val="single" w:sz="1" w:space="0" w:color="DDDDDD"/>
+              <w:bottom w:val="single" w:sz="1" w:space="0" w:color="DDDDDD"/>
+              <w:right w:val="single" w:sz="1" w:space="0" w:color="DDDDDD"/>
+            </w:tcBorders>
+            <w:tcMar>
+              <w:top w:w="80" w:type="dxa"/>
+              <w:left w:w="100" w:type="dxa"/>
+              <w:bottom w:w="80" w:type="dxa"/>
+              <w:right w:w="100" w:type="dxa"/>
+            </w:tcMar>
+          </w:tcPr>
+          <w:p>
+            <w:r>
+              <w:rPr>
+                <w:b/>
+                <w:bCs/>
+                <w:sz w:val="20"/>
+                <w:szCs w:val="20"/>
+              </w:rPr>
+              <w:t>Vandring Danmark (FB group)</w:t>
+            </w:r>
+          </w:p>
+        </w:tc>
+        <w:tc>
+          <w:tcPr>
+            <w:tcW w:w="2000" w:type="dxa"/>
+            <w:tcBorders>
+              <w:top w:val="single" w:sz="1" w:space="0" w:color="DDDDDD"/>
+              <w:left w:val="single" w:sz="1" w:space="0" w:color="DDDDDD"/>
+              <w:bottom w:val="single" w:sz="1" w:space="0" w:color="DDDDDD"/>
+              <w:right w:val="single" w:sz="1" w:space="0" w:color="DDDDDD"/>
+            </w:tcBorders>
+            <w:tcMar>
+              <w:top w:w="80" w:type="dxa"/>
+              <w:left w:w="100" w:type="dxa"/>
+              <w:bottom w:w="80" w:type="dxa"/>
+              <w:right w:w="100" w:type="dxa"/>
+            </w:tcMar>
+          </w:tcPr>
+          <w:p>
+            <w:r>
+              <w:rPr>
+                <w:rFonts w:ascii="Courier New" w:eastAsia="Courier New" w:hAnsi="Courier New" w:cs="Courier New"/>
                 <w:color w:val="1A4A8A"/>
-                <w:sz w:val="20"/>
-                <w:szCs w:val="20"/>
-              </w:rPr>
-              <w:t>▶  RUNNING &amp; MULTI-SPORT (walking categories)</w:t>
+                <w:sz w:val="19"/>
+                <w:szCs w:val="19"/>
+              </w:rPr>
+              <w:t>facebook.com/groups/*</w:t>
+            </w:r>
+          </w:p>
+        </w:tc>
+        <w:tc>
+          <w:tcPr>
+            <w:tcW w:w="1400" w:type="dxa"/>
+            <w:tcBorders>
+              <w:top w:val="single" w:sz="1" w:space="0" w:color="DDDDDD"/>
+              <w:left w:val="single" w:sz="1" w:space="0" w:color="DDDDDD"/>
+              <w:bottom w:val="single" w:sz="1" w:space="0" w:color="DDDDDD"/>
+              <w:right w:val="single" w:sz="1" w:space="0" w:color="DDDDDD"/>
+            </w:tcBorders>
+            <w:tcMar>
+              <w:top w:w="80" w:type="dxa"/>
+              <w:left w:w="100" w:type="dxa"/>
+              <w:bottom w:w="80" w:type="dxa"/>
+              <w:right w:w="100" w:type="dxa"/>
+            </w:tcMar>
+          </w:tcPr>
+          <w:p>
+            <w:r>
+              <w:rPr>
+                <w:color w:val="555555"/>
+                <w:sz w:val="20"/>
+                <w:szCs w:val="20"/>
+              </w:rPr>
+              <w:t>FB API / manual</w:t>
+            </w:r>
+          </w:p>
+        </w:tc>
+        <w:tc>
+          <w:tcPr>
+            <w:tcW w:w="900" w:type="dxa"/>
+            <w:tcBorders>
+              <w:top w:val="single" w:sz="1" w:space="0" w:color="DDDDDD"/>
+              <w:left w:val="single" w:sz="1" w:space="0" w:color="DDDDDD"/>
+              <w:bottom w:val="single" w:sz="1" w:space="0" w:color="DDDDDD"/>
+              <w:right w:val="single" w:sz="1" w:space="0" w:color="DDDDDD"/>
+            </w:tcBorders>
+            <w:shd w:val="clear" w:color="auto" w:fill="F5F5F5"/>
+            <w:tcMar>
+              <w:top w:w="80" w:type="dxa"/>
+              <w:left w:w="100" w:type="dxa"/>
+              <w:bottom w:w="80" w:type="dxa"/>
+              <w:right w:w="100" w:type="dxa"/>
+            </w:tcMar>
+          </w:tcPr>
+          <w:p>
+            <w:pPr>
+              <w:jc w:val="center"/>
+            </w:pPr>
+            <w:r>
+              <w:rPr>
+                <w:b/>
+                <w:bCs/>
+                <w:color w:val="888888"/>
+                <w:sz w:val="20"/>
+                <w:szCs w:val="20"/>
+              </w:rPr>
+              <w:t>v2</w:t>
+            </w:r>
+          </w:p>
+        </w:tc>
+        <w:tc>
+          <w:tcPr>
+            <w:tcW w:w="3500" w:type="dxa"/>
+            <w:tcBorders>
+              <w:top w:val="single" w:sz="1" w:space="0" w:color="DDDDDD"/>
+              <w:left w:val="single" w:sz="1" w:space="0" w:color="DDDDDD"/>
+              <w:bottom w:val="single" w:sz="1" w:space="0" w:color="DDDDDD"/>
+              <w:right w:val="single" w:sz="1" w:space="0" w:color="DDDDDD"/>
+            </w:tcBorders>
+            <w:tcMar>
+              <w:top w:w="80" w:type="dxa"/>
+              <w:left w:w="100" w:type="dxa"/>
+              <w:bottom w:w="80" w:type="dxa"/>
+              <w:right w:w="100" w:type="dxa"/>
+            </w:tcMar>
+          </w:tcPr>
+          <w:p>
+            <w:r>
+              <w:rPr>
+                <w:sz w:val="20"/>
+                <w:szCs w:val="20"/>
+              </w:rPr>
+              <w:t>Private group. API access effectively gone for outside apps. Manual entry or group-admin partnership only.</w:t>
             </w:r>
           </w:p>
         </w:tc>
@@ -2175,7 +2327,7 @@
                 <w:sz w:val="20"/>
                 <w:szCs w:val="20"/>
               </w:rPr>
-              <w:t>Motionsplan.dk</w:t>
+              <w:t>Local walking FB groups</w:t>
             </w:r>
           </w:p>
         </w:tc>
@@ -2203,7 +2355,7 @@
                 <w:sz w:val="19"/>
                 <w:szCs w:val="19"/>
               </w:rPr>
-              <w:t>motionsplan.dk</w:t>
+              <w:t>Various</w:t>
             </w:r>
           </w:p>
         </w:tc>
@@ -2230,7 +2382,7 @@
                 <w:sz w:val="20"/>
                 <w:szCs w:val="20"/>
               </w:rPr>
-              <w:t>HTML scrape</w:t>
+              <w:t>FB API / manual</w:t>
             </w:r>
           </w:p>
         </w:tc>
@@ -2263,7 +2415,7 @@
                 <w:sz w:val="20"/>
                 <w:szCs w:val="20"/>
               </w:rPr>
-              <w:t>Low</w:t>
+              <w:t>v2</w:t>
             </w:r>
           </w:p>
         </w:tc>
@@ -2289,1135 +2441,7 @@
                 <w:sz w:val="20"/>
                 <w:szCs w:val="20"/>
               </w:rPr>
-              <w:t>Training plans site — may list events</w:t>
-            </w:r>
-          </w:p>
-        </w:tc>
-      </w:tr>
-      <w:tr>
-        <w:tblPrEx>
-          <w:tblCellMar>
-            <w:top w:w="0" w:type="dxa"/>
-            <w:bottom w:w="0" w:type="dxa"/>
-          </w:tblCellMar>
-        </w:tblPrEx>
-        <w:tc>
-          <w:tcPr>
-            <w:tcW w:w="1800" w:type="dxa"/>
-            <w:tcBorders>
-              <w:top w:val="single" w:sz="1" w:space="0" w:color="DDDDDD"/>
-              <w:left w:val="single" w:sz="1" w:space="0" w:color="DDDDDD"/>
-              <w:bottom w:val="single" w:sz="1" w:space="0" w:color="DDDDDD"/>
-              <w:right w:val="single" w:sz="1" w:space="0" w:color="DDDDDD"/>
-            </w:tcBorders>
-            <w:tcMar>
-              <w:top w:w="80" w:type="dxa"/>
-              <w:left w:w="100" w:type="dxa"/>
-              <w:bottom w:w="80" w:type="dxa"/>
-              <w:right w:w="100" w:type="dxa"/>
-            </w:tcMar>
-          </w:tcPr>
-          <w:p>
-            <w:r>
-              <w:rPr>
-                <w:b/>
-                <w:bCs/>
-                <w:sz w:val="20"/>
-                <w:szCs w:val="20"/>
-              </w:rPr>
-              <w:t>RunnersDK</w:t>
-            </w:r>
-          </w:p>
-        </w:tc>
-        <w:tc>
-          <w:tcPr>
-            <w:tcW w:w="2000" w:type="dxa"/>
-            <w:tcBorders>
-              <w:top w:val="single" w:sz="1" w:space="0" w:color="DDDDDD"/>
-              <w:left w:val="single" w:sz="1" w:space="0" w:color="DDDDDD"/>
-              <w:bottom w:val="single" w:sz="1" w:space="0" w:color="DDDDDD"/>
-              <w:right w:val="single" w:sz="1" w:space="0" w:color="DDDDDD"/>
-            </w:tcBorders>
-            <w:tcMar>
-              <w:top w:w="80" w:type="dxa"/>
-              <w:left w:w="100" w:type="dxa"/>
-              <w:bottom w:w="80" w:type="dxa"/>
-              <w:right w:w="100" w:type="dxa"/>
-            </w:tcMar>
-          </w:tcPr>
-          <w:p>
-            <w:r>
-              <w:rPr>
-                <w:rFonts w:ascii="Courier New" w:eastAsia="Courier New" w:hAnsi="Courier New" w:cs="Courier New"/>
-                <w:color w:val="1A4A8A"/>
-                <w:sz w:val="19"/>
-                <w:szCs w:val="19"/>
-              </w:rPr>
-              <w:t>To be confirmed</w:t>
-            </w:r>
-          </w:p>
-        </w:tc>
-        <w:tc>
-          <w:tcPr>
-            <w:tcW w:w="1400" w:type="dxa"/>
-            <w:tcBorders>
-              <w:top w:val="single" w:sz="1" w:space="0" w:color="DDDDDD"/>
-              <w:left w:val="single" w:sz="1" w:space="0" w:color="DDDDDD"/>
-              <w:bottom w:val="single" w:sz="1" w:space="0" w:color="DDDDDD"/>
-              <w:right w:val="single" w:sz="1" w:space="0" w:color="DDDDDD"/>
-            </w:tcBorders>
-            <w:tcMar>
-              <w:top w:w="80" w:type="dxa"/>
-              <w:left w:w="100" w:type="dxa"/>
-              <w:bottom w:w="80" w:type="dxa"/>
-              <w:right w:w="100" w:type="dxa"/>
-            </w:tcMar>
-          </w:tcPr>
-          <w:p>
-            <w:r>
-              <w:rPr>
-                <w:color w:val="555555"/>
-                <w:sz w:val="20"/>
-                <w:szCs w:val="20"/>
-              </w:rPr>
-              <w:t>HTML scrape</w:t>
-            </w:r>
-          </w:p>
-        </w:tc>
-        <w:tc>
-          <w:tcPr>
-            <w:tcW w:w="900" w:type="dxa"/>
-            <w:tcBorders>
-              <w:top w:val="single" w:sz="1" w:space="0" w:color="DDDDDD"/>
-              <w:left w:val="single" w:sz="1" w:space="0" w:color="DDDDDD"/>
-              <w:bottom w:val="single" w:sz="1" w:space="0" w:color="DDDDDD"/>
-              <w:right w:val="single" w:sz="1" w:space="0" w:color="DDDDDD"/>
-            </w:tcBorders>
-            <w:shd w:val="clear" w:color="auto" w:fill="F5F5F5"/>
-            <w:tcMar>
-              <w:top w:w="80" w:type="dxa"/>
-              <w:left w:w="100" w:type="dxa"/>
-              <w:bottom w:w="80" w:type="dxa"/>
-              <w:right w:w="100" w:type="dxa"/>
-            </w:tcMar>
-          </w:tcPr>
-          <w:p>
-            <w:pPr>
-              <w:jc w:val="center"/>
-            </w:pPr>
-            <w:r>
-              <w:rPr>
-                <w:b/>
-                <w:bCs/>
-                <w:color w:val="888888"/>
-                <w:sz w:val="20"/>
-                <w:szCs w:val="20"/>
-              </w:rPr>
-              <w:t>Low</w:t>
-            </w:r>
-          </w:p>
-        </w:tc>
-        <w:tc>
-          <w:tcPr>
-            <w:tcW w:w="3500" w:type="dxa"/>
-            <w:tcBorders>
-              <w:top w:val="single" w:sz="1" w:space="0" w:color="DDDDDD"/>
-              <w:left w:val="single" w:sz="1" w:space="0" w:color="DDDDDD"/>
-              <w:bottom w:val="single" w:sz="1" w:space="0" w:color="DDDDDD"/>
-              <w:right w:val="single" w:sz="1" w:space="0" w:color="DDDDDD"/>
-            </w:tcBorders>
-            <w:tcMar>
-              <w:top w:w="80" w:type="dxa"/>
-              <w:left w:w="100" w:type="dxa"/>
-              <w:bottom w:w="80" w:type="dxa"/>
-              <w:right w:w="100" w:type="dxa"/>
-            </w:tcMar>
-          </w:tcPr>
-          <w:p>
-            <w:r>
-              <w:rPr>
-                <w:sz w:val="20"/>
-                <w:szCs w:val="20"/>
-              </w:rPr>
-              <w:t>To be confirmed</w:t>
-            </w:r>
-          </w:p>
-        </w:tc>
-      </w:tr>
-      <w:tr>
-        <w:tblPrEx>
-          <w:tblCellMar>
-            <w:top w:w="0" w:type="dxa"/>
-            <w:bottom w:w="0" w:type="dxa"/>
-          </w:tblCellMar>
-        </w:tblPrEx>
-        <w:tc>
-          <w:tcPr>
-            <w:tcW w:w="0" w:type="auto"/>
-            <w:gridSpan w:val="5"/>
-            <w:tcBorders>
-              <w:top w:val="single" w:sz="1" w:space="0" w:color="DDDDDD"/>
-              <w:left w:val="single" w:sz="1" w:space="0" w:color="DDDDDD"/>
-              <w:bottom w:val="single" w:sz="1" w:space="0" w:color="DDDDDD"/>
-              <w:right w:val="single" w:sz="1" w:space="0" w:color="DDDDDD"/>
-            </w:tcBorders>
-            <w:shd w:val="clear" w:color="auto" w:fill="EEF3FA"/>
-            <w:tcMar>
-              <w:top w:w="80" w:type="dxa"/>
-              <w:left w:w="100" w:type="dxa"/>
-              <w:bottom w:w="80" w:type="dxa"/>
-              <w:right w:w="100" w:type="dxa"/>
-            </w:tcMar>
-          </w:tcPr>
-          <w:p>
-            <w:r>
-              <w:rPr>
-                <w:b/>
-                <w:bCs/>
-                <w:color w:val="1A4A8A"/>
-                <w:sz w:val="20"/>
-                <w:szCs w:val="20"/>
-              </w:rPr>
-              <w:t>▶  FACEBOOK</w:t>
-            </w:r>
-          </w:p>
-        </w:tc>
-      </w:tr>
-      <w:tr>
-        <w:tblPrEx>
-          <w:tblCellMar>
-            <w:top w:w="0" w:type="dxa"/>
-            <w:bottom w:w="0" w:type="dxa"/>
-          </w:tblCellMar>
-        </w:tblPrEx>
-        <w:tc>
-          <w:tcPr>
-            <w:tcW w:w="1800" w:type="dxa"/>
-            <w:tcBorders>
-              <w:top w:val="single" w:sz="1" w:space="0" w:color="DDDDDD"/>
-              <w:left w:val="single" w:sz="1" w:space="0" w:color="DDDDDD"/>
-              <w:bottom w:val="single" w:sz="1" w:space="0" w:color="DDDDDD"/>
-              <w:right w:val="single" w:sz="1" w:space="0" w:color="DDDDDD"/>
-            </w:tcBorders>
-            <w:tcMar>
-              <w:top w:w="80" w:type="dxa"/>
-              <w:left w:w="100" w:type="dxa"/>
-              <w:bottom w:w="80" w:type="dxa"/>
-              <w:right w:w="100" w:type="dxa"/>
-            </w:tcMar>
-          </w:tcPr>
-          <w:p>
-            <w:r>
-              <w:rPr>
-                <w:b/>
-                <w:bCs/>
-                <w:sz w:val="20"/>
-                <w:szCs w:val="20"/>
-              </w:rPr>
-              <w:t>Facebook Events API</w:t>
-            </w:r>
-          </w:p>
-        </w:tc>
-        <w:tc>
-          <w:tcPr>
-            <w:tcW w:w="2000" w:type="dxa"/>
-            <w:tcBorders>
-              <w:top w:val="single" w:sz="1" w:space="0" w:color="DDDDDD"/>
-              <w:left w:val="single" w:sz="1" w:space="0" w:color="DDDDDD"/>
-              <w:bottom w:val="single" w:sz="1" w:space="0" w:color="DDDDDD"/>
-              <w:right w:val="single" w:sz="1" w:space="0" w:color="DDDDDD"/>
-            </w:tcBorders>
-            <w:tcMar>
-              <w:top w:w="80" w:type="dxa"/>
-              <w:left w:w="100" w:type="dxa"/>
-              <w:bottom w:w="80" w:type="dxa"/>
-              <w:right w:w="100" w:type="dxa"/>
-            </w:tcMar>
-          </w:tcPr>
-          <w:p>
-            <w:r>
-              <w:rPr>
-                <w:rFonts w:ascii="Courier New" w:eastAsia="Courier New" w:hAnsi="Courier New" w:cs="Courier New"/>
-                <w:color w:val="1A4A8A"/>
-                <w:sz w:val="19"/>
-                <w:szCs w:val="19"/>
-              </w:rPr>
-              <w:t>developers.facebook.com</w:t>
-            </w:r>
-          </w:p>
-        </w:tc>
-        <w:tc>
-          <w:tcPr>
-            <w:tcW w:w="1400" w:type="dxa"/>
-            <w:tcBorders>
-              <w:top w:val="single" w:sz="1" w:space="0" w:color="DDDDDD"/>
-              <w:left w:val="single" w:sz="1" w:space="0" w:color="DDDDDD"/>
-              <w:bottom w:val="single" w:sz="1" w:space="0" w:color="DDDDDD"/>
-              <w:right w:val="single" w:sz="1" w:space="0" w:color="DDDDDD"/>
-            </w:tcBorders>
-            <w:tcMar>
-              <w:top w:w="80" w:type="dxa"/>
-              <w:left w:w="100" w:type="dxa"/>
-              <w:bottom w:w="80" w:type="dxa"/>
-              <w:right w:w="100" w:type="dxa"/>
-            </w:tcMar>
-          </w:tcPr>
-          <w:p>
-            <w:r>
-              <w:rPr>
-                <w:color w:val="555555"/>
-                <w:sz w:val="20"/>
-                <w:szCs w:val="20"/>
-              </w:rPr>
-              <w:t>Graph API</w:t>
-            </w:r>
-          </w:p>
-        </w:tc>
-        <w:tc>
-          <w:tcPr>
-            <w:tcW w:w="900" w:type="dxa"/>
-            <w:tcBorders>
-              <w:top w:val="single" w:sz="1" w:space="0" w:color="DDDDDD"/>
-              <w:left w:val="single" w:sz="1" w:space="0" w:color="DDDDDD"/>
-              <w:bottom w:val="single" w:sz="1" w:space="0" w:color="DDDDDD"/>
-              <w:right w:val="single" w:sz="1" w:space="0" w:color="DDDDDD"/>
-            </w:tcBorders>
-            <w:shd w:val="clear" w:color="auto" w:fill="FFF3E0"/>
-            <w:tcMar>
-              <w:top w:w="80" w:type="dxa"/>
-              <w:left w:w="100" w:type="dxa"/>
-              <w:bottom w:w="80" w:type="dxa"/>
-              <w:right w:w="100" w:type="dxa"/>
-            </w:tcMar>
-          </w:tcPr>
-          <w:p>
-            <w:pPr>
-              <w:jc w:val="center"/>
-            </w:pPr>
-            <w:r>
-              <w:rPr>
-                <w:b/>
-                <w:bCs/>
-                <w:color w:val="E65100"/>
-                <w:sz w:val="20"/>
-                <w:szCs w:val="20"/>
-              </w:rPr>
-              <w:t>Medium</w:t>
-            </w:r>
-          </w:p>
-        </w:tc>
-        <w:tc>
-          <w:tcPr>
-            <w:tcW w:w="3500" w:type="dxa"/>
-            <w:tcBorders>
-              <w:top w:val="single" w:sz="1" w:space="0" w:color="DDDDDD"/>
-              <w:left w:val="single" w:sz="1" w:space="0" w:color="DDDDDD"/>
-              <w:bottom w:val="single" w:sz="1" w:space="0" w:color="DDDDDD"/>
-              <w:right w:val="single" w:sz="1" w:space="0" w:color="DDDDDD"/>
-            </w:tcBorders>
-            <w:tcMar>
-              <w:top w:w="80" w:type="dxa"/>
-              <w:left w:w="100" w:type="dxa"/>
-              <w:bottom w:w="80" w:type="dxa"/>
-              <w:right w:w="100" w:type="dxa"/>
-            </w:tcMar>
-          </w:tcPr>
-          <w:p>
-            <w:r>
-              <w:rPr>
-                <w:sz w:val="20"/>
-                <w:szCs w:val="20"/>
-              </w:rPr>
-              <w:t>Public events via Graph API. Requires Facebook App approval (several weeks). Limited fields available</w:t>
-            </w:r>
-          </w:p>
-        </w:tc>
-      </w:tr>
-      <w:tr>
-        <w:tblPrEx>
-          <w:tblCellMar>
-            <w:top w:w="0" w:type="dxa"/>
-            <w:bottom w:w="0" w:type="dxa"/>
-          </w:tblCellMar>
-        </w:tblPrEx>
-        <w:tc>
-          <w:tcPr>
-            <w:tcW w:w="1800" w:type="dxa"/>
-            <w:tcBorders>
-              <w:top w:val="single" w:sz="1" w:space="0" w:color="DDDDDD"/>
-              <w:left w:val="single" w:sz="1" w:space="0" w:color="DDDDDD"/>
-              <w:bottom w:val="single" w:sz="1" w:space="0" w:color="DDDDDD"/>
-              <w:right w:val="single" w:sz="1" w:space="0" w:color="DDDDDD"/>
-            </w:tcBorders>
-            <w:tcMar>
-              <w:top w:w="80" w:type="dxa"/>
-              <w:left w:w="100" w:type="dxa"/>
-              <w:bottom w:w="80" w:type="dxa"/>
-              <w:right w:w="100" w:type="dxa"/>
-            </w:tcMar>
-          </w:tcPr>
-          <w:p>
-            <w:r>
-              <w:rPr>
-                <w:b/>
-                <w:bCs/>
-                <w:sz w:val="20"/>
-                <w:szCs w:val="20"/>
-              </w:rPr>
-              <w:t>Vandring Danmark (FB group)</w:t>
-            </w:r>
-          </w:p>
-        </w:tc>
-        <w:tc>
-          <w:tcPr>
-            <w:tcW w:w="2000" w:type="dxa"/>
-            <w:tcBorders>
-              <w:top w:val="single" w:sz="1" w:space="0" w:color="DDDDDD"/>
-              <w:left w:val="single" w:sz="1" w:space="0" w:color="DDDDDD"/>
-              <w:bottom w:val="single" w:sz="1" w:space="0" w:color="DDDDDD"/>
-              <w:right w:val="single" w:sz="1" w:space="0" w:color="DDDDDD"/>
-            </w:tcBorders>
-            <w:tcMar>
-              <w:top w:w="80" w:type="dxa"/>
-              <w:left w:w="100" w:type="dxa"/>
-              <w:bottom w:w="80" w:type="dxa"/>
-              <w:right w:w="100" w:type="dxa"/>
-            </w:tcMar>
-          </w:tcPr>
-          <w:p>
-            <w:r>
-              <w:rPr>
-                <w:rFonts w:ascii="Courier New" w:eastAsia="Courier New" w:hAnsi="Courier New" w:cs="Courier New"/>
-                <w:color w:val="1A4A8A"/>
-                <w:sz w:val="19"/>
-                <w:szCs w:val="19"/>
-              </w:rPr>
-              <w:t>facebook.com/groups/*</w:t>
-            </w:r>
-          </w:p>
-        </w:tc>
-        <w:tc>
-          <w:tcPr>
-            <w:tcW w:w="1400" w:type="dxa"/>
-            <w:tcBorders>
-              <w:top w:val="single" w:sz="1" w:space="0" w:color="DDDDDD"/>
-              <w:left w:val="single" w:sz="1" w:space="0" w:color="DDDDDD"/>
-              <w:bottom w:val="single" w:sz="1" w:space="0" w:color="DDDDDD"/>
-              <w:right w:val="single" w:sz="1" w:space="0" w:color="DDDDDD"/>
-            </w:tcBorders>
-            <w:tcMar>
-              <w:top w:w="80" w:type="dxa"/>
-              <w:left w:w="100" w:type="dxa"/>
-              <w:bottom w:w="80" w:type="dxa"/>
-              <w:right w:w="100" w:type="dxa"/>
-            </w:tcMar>
-          </w:tcPr>
-          <w:p>
-            <w:r>
-              <w:rPr>
-                <w:color w:val="555555"/>
-                <w:sz w:val="20"/>
-                <w:szCs w:val="20"/>
-              </w:rPr>
-              <w:t>FB API / manual</w:t>
-            </w:r>
-          </w:p>
-        </w:tc>
-        <w:tc>
-          <w:tcPr>
-            <w:tcW w:w="900" w:type="dxa"/>
-            <w:tcBorders>
-              <w:top w:val="single" w:sz="1" w:space="0" w:color="DDDDDD"/>
-              <w:left w:val="single" w:sz="1" w:space="0" w:color="DDDDDD"/>
-              <w:bottom w:val="single" w:sz="1" w:space="0" w:color="DDDDDD"/>
-              <w:right w:val="single" w:sz="1" w:space="0" w:color="DDDDDD"/>
-            </w:tcBorders>
-            <w:shd w:val="clear" w:color="auto" w:fill="F5F5F5"/>
-            <w:tcMar>
-              <w:top w:w="80" w:type="dxa"/>
-              <w:left w:w="100" w:type="dxa"/>
-              <w:bottom w:w="80" w:type="dxa"/>
-              <w:right w:w="100" w:type="dxa"/>
-            </w:tcMar>
-          </w:tcPr>
-          <w:p>
-            <w:pPr>
-              <w:jc w:val="center"/>
-            </w:pPr>
-            <w:r>
-              <w:rPr>
-                <w:b/>
-                <w:bCs/>
-                <w:color w:val="888888"/>
-                <w:sz w:val="20"/>
-                <w:szCs w:val="20"/>
-              </w:rPr>
-              <w:t>Low</w:t>
-            </w:r>
-          </w:p>
-        </w:tc>
-        <w:tc>
-          <w:tcPr>
-            <w:tcW w:w="3500" w:type="dxa"/>
-            <w:tcBorders>
-              <w:top w:val="single" w:sz="1" w:space="0" w:color="DDDDDD"/>
-              <w:left w:val="single" w:sz="1" w:space="0" w:color="DDDDDD"/>
-              <w:bottom w:val="single" w:sz="1" w:space="0" w:color="DDDDDD"/>
-              <w:right w:val="single" w:sz="1" w:space="0" w:color="DDDDDD"/>
-            </w:tcBorders>
-            <w:tcMar>
-              <w:top w:w="80" w:type="dxa"/>
-              <w:left w:w="100" w:type="dxa"/>
-              <w:bottom w:w="80" w:type="dxa"/>
-              <w:right w:w="100" w:type="dxa"/>
-            </w:tcMar>
-          </w:tcPr>
-          <w:p>
-            <w:r>
-              <w:rPr>
-                <w:sz w:val="20"/>
-                <w:szCs w:val="20"/>
-              </w:rPr>
-              <w:t>Private group — API access limited. May need group admin partnership</w:t>
-            </w:r>
-          </w:p>
-        </w:tc>
-      </w:tr>
-      <w:tr>
-        <w:tblPrEx>
-          <w:tblCellMar>
-            <w:top w:w="0" w:type="dxa"/>
-            <w:bottom w:w="0" w:type="dxa"/>
-          </w:tblCellMar>
-        </w:tblPrEx>
-        <w:tc>
-          <w:tcPr>
-            <w:tcW w:w="1800" w:type="dxa"/>
-            <w:tcBorders>
-              <w:top w:val="single" w:sz="1" w:space="0" w:color="DDDDDD"/>
-              <w:left w:val="single" w:sz="1" w:space="0" w:color="DDDDDD"/>
-              <w:bottom w:val="single" w:sz="1" w:space="0" w:color="DDDDDD"/>
-              <w:right w:val="single" w:sz="1" w:space="0" w:color="DDDDDD"/>
-            </w:tcBorders>
-            <w:tcMar>
-              <w:top w:w="80" w:type="dxa"/>
-              <w:left w:w="100" w:type="dxa"/>
-              <w:bottom w:w="80" w:type="dxa"/>
-              <w:right w:w="100" w:type="dxa"/>
-            </w:tcMar>
-          </w:tcPr>
-          <w:p>
-            <w:r>
-              <w:rPr>
-                <w:b/>
-                <w:bCs/>
-                <w:sz w:val="20"/>
-                <w:szCs w:val="20"/>
-              </w:rPr>
-              <w:t>Local walking FB groups</w:t>
-            </w:r>
-          </w:p>
-        </w:tc>
-        <w:tc>
-          <w:tcPr>
-            <w:tcW w:w="2000" w:type="dxa"/>
-            <w:tcBorders>
-              <w:top w:val="single" w:sz="1" w:space="0" w:color="DDDDDD"/>
-              <w:left w:val="single" w:sz="1" w:space="0" w:color="DDDDDD"/>
-              <w:bottom w:val="single" w:sz="1" w:space="0" w:color="DDDDDD"/>
-              <w:right w:val="single" w:sz="1" w:space="0" w:color="DDDDDD"/>
-            </w:tcBorders>
-            <w:tcMar>
-              <w:top w:w="80" w:type="dxa"/>
-              <w:left w:w="100" w:type="dxa"/>
-              <w:bottom w:w="80" w:type="dxa"/>
-              <w:right w:w="100" w:type="dxa"/>
-            </w:tcMar>
-          </w:tcPr>
-          <w:p>
-            <w:r>
-              <w:rPr>
-                <w:rFonts w:ascii="Courier New" w:eastAsia="Courier New" w:hAnsi="Courier New" w:cs="Courier New"/>
-                <w:color w:val="1A4A8A"/>
-                <w:sz w:val="19"/>
-                <w:szCs w:val="19"/>
-              </w:rPr>
-              <w:t>Various</w:t>
-            </w:r>
-          </w:p>
-        </w:tc>
-        <w:tc>
-          <w:tcPr>
-            <w:tcW w:w="1400" w:type="dxa"/>
-            <w:tcBorders>
-              <w:top w:val="single" w:sz="1" w:space="0" w:color="DDDDDD"/>
-              <w:left w:val="single" w:sz="1" w:space="0" w:color="DDDDDD"/>
-              <w:bottom w:val="single" w:sz="1" w:space="0" w:color="DDDDDD"/>
-              <w:right w:val="single" w:sz="1" w:space="0" w:color="DDDDDD"/>
-            </w:tcBorders>
-            <w:tcMar>
-              <w:top w:w="80" w:type="dxa"/>
-              <w:left w:w="100" w:type="dxa"/>
-              <w:bottom w:w="80" w:type="dxa"/>
-              <w:right w:w="100" w:type="dxa"/>
-            </w:tcMar>
-          </w:tcPr>
-          <w:p>
-            <w:r>
-              <w:rPr>
-                <w:color w:val="555555"/>
-                <w:sz w:val="20"/>
-                <w:szCs w:val="20"/>
-              </w:rPr>
-              <w:t>FB API / manual</w:t>
-            </w:r>
-          </w:p>
-        </w:tc>
-        <w:tc>
-          <w:tcPr>
-            <w:tcW w:w="900" w:type="dxa"/>
-            <w:tcBorders>
-              <w:top w:val="single" w:sz="1" w:space="0" w:color="DDDDDD"/>
-              <w:left w:val="single" w:sz="1" w:space="0" w:color="DDDDDD"/>
-              <w:bottom w:val="single" w:sz="1" w:space="0" w:color="DDDDDD"/>
-              <w:right w:val="single" w:sz="1" w:space="0" w:color="DDDDDD"/>
-            </w:tcBorders>
-            <w:shd w:val="clear" w:color="auto" w:fill="F5F5F5"/>
-            <w:tcMar>
-              <w:top w:w="80" w:type="dxa"/>
-              <w:left w:w="100" w:type="dxa"/>
-              <w:bottom w:w="80" w:type="dxa"/>
-              <w:right w:w="100" w:type="dxa"/>
-            </w:tcMar>
-          </w:tcPr>
-          <w:p>
-            <w:pPr>
-              <w:jc w:val="center"/>
-            </w:pPr>
-            <w:r>
-              <w:rPr>
-                <w:b/>
-                <w:bCs/>
-                <w:color w:val="888888"/>
-                <w:sz w:val="20"/>
-                <w:szCs w:val="20"/>
-              </w:rPr>
-              <w:t>Low</w:t>
-            </w:r>
-          </w:p>
-        </w:tc>
-        <w:tc>
-          <w:tcPr>
-            <w:tcW w:w="3500" w:type="dxa"/>
-            <w:tcBorders>
-              <w:top w:val="single" w:sz="1" w:space="0" w:color="DDDDDD"/>
-              <w:left w:val="single" w:sz="1" w:space="0" w:color="DDDDDD"/>
-              <w:bottom w:val="single" w:sz="1" w:space="0" w:color="DDDDDD"/>
-              <w:right w:val="single" w:sz="1" w:space="0" w:color="DDDDDD"/>
-            </w:tcBorders>
-            <w:tcMar>
-              <w:top w:w="80" w:type="dxa"/>
-              <w:left w:w="100" w:type="dxa"/>
-              <w:bottom w:w="80" w:type="dxa"/>
-              <w:right w:w="100" w:type="dxa"/>
-            </w:tcMar>
-          </w:tcPr>
-          <w:p>
-            <w:r>
-              <w:rPr>
-                <w:sz w:val="20"/>
-                <w:szCs w:val="20"/>
-              </w:rPr>
-              <w:t>Many small local groups. Assess after Facebook App approval</w:t>
-            </w:r>
-          </w:p>
-        </w:tc>
-      </w:tr>
-      <w:tr>
-        <w:tblPrEx>
-          <w:tblCellMar>
-            <w:top w:w="0" w:type="dxa"/>
-            <w:bottom w:w="0" w:type="dxa"/>
-          </w:tblCellMar>
-        </w:tblPrEx>
-        <w:tc>
-          <w:tcPr>
-            <w:tcW w:w="0" w:type="auto"/>
-            <w:gridSpan w:val="5"/>
-            <w:tcBorders>
-              <w:top w:val="single" w:sz="1" w:space="0" w:color="DDDDDD"/>
-              <w:left w:val="single" w:sz="1" w:space="0" w:color="DDDDDD"/>
-              <w:bottom w:val="single" w:sz="1" w:space="0" w:color="DDDDDD"/>
-              <w:right w:val="single" w:sz="1" w:space="0" w:color="DDDDDD"/>
-            </w:tcBorders>
-            <w:shd w:val="clear" w:color="auto" w:fill="EEF3FA"/>
-            <w:tcMar>
-              <w:top w:w="80" w:type="dxa"/>
-              <w:left w:w="100" w:type="dxa"/>
-              <w:bottom w:w="80" w:type="dxa"/>
-              <w:right w:w="100" w:type="dxa"/>
-            </w:tcMar>
-          </w:tcPr>
-          <w:p>
-            <w:r>
-              <w:rPr>
-                <w:b/>
-                <w:bCs/>
-                <w:color w:val="1A4A8A"/>
-                <w:sz w:val="20"/>
-                <w:szCs w:val="20"/>
-              </w:rPr>
-              <w:t>▶  MUNICIPALITY &amp; NATURE AGENCIES</w:t>
-            </w:r>
-          </w:p>
-        </w:tc>
-      </w:tr>
-      <w:tr>
-        <w:tblPrEx>
-          <w:tblCellMar>
-            <w:top w:w="0" w:type="dxa"/>
-            <w:bottom w:w="0" w:type="dxa"/>
-          </w:tblCellMar>
-        </w:tblPrEx>
-        <w:tc>
-          <w:tcPr>
-            <w:tcW w:w="1800" w:type="dxa"/>
-            <w:tcBorders>
-              <w:top w:val="single" w:sz="1" w:space="0" w:color="DDDDDD"/>
-              <w:left w:val="single" w:sz="1" w:space="0" w:color="DDDDDD"/>
-              <w:bottom w:val="single" w:sz="1" w:space="0" w:color="DDDDDD"/>
-              <w:right w:val="single" w:sz="1" w:space="0" w:color="DDDDDD"/>
-            </w:tcBorders>
-            <w:tcMar>
-              <w:top w:w="80" w:type="dxa"/>
-              <w:left w:w="100" w:type="dxa"/>
-              <w:bottom w:w="80" w:type="dxa"/>
-              <w:right w:w="100" w:type="dxa"/>
-            </w:tcMar>
-          </w:tcPr>
-          <w:p>
-            <w:r>
-              <w:rPr>
-                <w:b/>
-                <w:bCs/>
-                <w:sz w:val="20"/>
-                <w:szCs w:val="20"/>
-              </w:rPr>
-              <w:t>Naturstyrelsen</w:t>
-            </w:r>
-          </w:p>
-        </w:tc>
-        <w:tc>
-          <w:tcPr>
-            <w:tcW w:w="2000" w:type="dxa"/>
-            <w:tcBorders>
-              <w:top w:val="single" w:sz="1" w:space="0" w:color="DDDDDD"/>
-              <w:left w:val="single" w:sz="1" w:space="0" w:color="DDDDDD"/>
-              <w:bottom w:val="single" w:sz="1" w:space="0" w:color="DDDDDD"/>
-              <w:right w:val="single" w:sz="1" w:space="0" w:color="DDDDDD"/>
-            </w:tcBorders>
-            <w:tcMar>
-              <w:top w:w="80" w:type="dxa"/>
-              <w:left w:w="100" w:type="dxa"/>
-              <w:bottom w:w="80" w:type="dxa"/>
-              <w:right w:w="100" w:type="dxa"/>
-            </w:tcMar>
-          </w:tcPr>
-          <w:p>
-            <w:r>
-              <w:rPr>
-                <w:rFonts w:ascii="Courier New" w:eastAsia="Courier New" w:hAnsi="Courier New" w:cs="Courier New"/>
-                <w:color w:val="1A4A8A"/>
-                <w:sz w:val="19"/>
-                <w:szCs w:val="19"/>
-              </w:rPr>
-              <w:t>naturstyrelsen.dk</w:t>
-            </w:r>
-          </w:p>
-        </w:tc>
-        <w:tc>
-          <w:tcPr>
-            <w:tcW w:w="1400" w:type="dxa"/>
-            <w:tcBorders>
-              <w:top w:val="single" w:sz="1" w:space="0" w:color="DDDDDD"/>
-              <w:left w:val="single" w:sz="1" w:space="0" w:color="DDDDDD"/>
-              <w:bottom w:val="single" w:sz="1" w:space="0" w:color="DDDDDD"/>
-              <w:right w:val="single" w:sz="1" w:space="0" w:color="DDDDDD"/>
-            </w:tcBorders>
-            <w:tcMar>
-              <w:top w:w="80" w:type="dxa"/>
-              <w:left w:w="100" w:type="dxa"/>
-              <w:bottom w:w="80" w:type="dxa"/>
-              <w:right w:w="100" w:type="dxa"/>
-            </w:tcMar>
-          </w:tcPr>
-          <w:p>
-            <w:r>
-              <w:rPr>
-                <w:color w:val="555555"/>
-                <w:sz w:val="20"/>
-                <w:szCs w:val="20"/>
-              </w:rPr>
-              <w:t>HTML scrape</w:t>
-            </w:r>
-          </w:p>
-        </w:tc>
-        <w:tc>
-          <w:tcPr>
-            <w:tcW w:w="900" w:type="dxa"/>
-            <w:tcBorders>
-              <w:top w:val="single" w:sz="1" w:space="0" w:color="DDDDDD"/>
-              <w:left w:val="single" w:sz="1" w:space="0" w:color="DDDDDD"/>
-              <w:bottom w:val="single" w:sz="1" w:space="0" w:color="DDDDDD"/>
-              <w:right w:val="single" w:sz="1" w:space="0" w:color="DDDDDD"/>
-            </w:tcBorders>
-            <w:shd w:val="clear" w:color="auto" w:fill="F5F5F5"/>
-            <w:tcMar>
-              <w:top w:w="80" w:type="dxa"/>
-              <w:left w:w="100" w:type="dxa"/>
-              <w:bottom w:w="80" w:type="dxa"/>
-              <w:right w:w="100" w:type="dxa"/>
-            </w:tcMar>
-          </w:tcPr>
-          <w:p>
-            <w:pPr>
-              <w:jc w:val="center"/>
-            </w:pPr>
-            <w:r>
-              <w:rPr>
-                <w:b/>
-                <w:bCs/>
-                <w:color w:val="888888"/>
-                <w:sz w:val="20"/>
-                <w:szCs w:val="20"/>
-              </w:rPr>
-              <w:t>Low</w:t>
-            </w:r>
-          </w:p>
-        </w:tc>
-        <w:tc>
-          <w:tcPr>
-            <w:tcW w:w="3500" w:type="dxa"/>
-            <w:tcBorders>
-              <w:top w:val="single" w:sz="1" w:space="0" w:color="DDDDDD"/>
-              <w:left w:val="single" w:sz="1" w:space="0" w:color="DDDDDD"/>
-              <w:bottom w:val="single" w:sz="1" w:space="0" w:color="DDDDDD"/>
-              <w:right w:val="single" w:sz="1" w:space="0" w:color="DDDDDD"/>
-            </w:tcBorders>
-            <w:tcMar>
-              <w:top w:w="80" w:type="dxa"/>
-              <w:left w:w="100" w:type="dxa"/>
-              <w:bottom w:w="80" w:type="dxa"/>
-              <w:right w:w="100" w:type="dxa"/>
-            </w:tcMar>
-          </w:tcPr>
-          <w:p>
-            <w:r>
-              <w:rPr>
-                <w:sz w:val="20"/>
-                <w:szCs w:val="20"/>
-              </w:rPr>
-              <w:t>Danish Nature Agency. Occasionally lists guided walks and nature events</w:t>
-            </w:r>
-          </w:p>
-        </w:tc>
-      </w:tr>
-      <w:tr>
-        <w:tblPrEx>
-          <w:tblCellMar>
-            <w:top w:w="0" w:type="dxa"/>
-            <w:bottom w:w="0" w:type="dxa"/>
-          </w:tblCellMar>
-        </w:tblPrEx>
-        <w:tc>
-          <w:tcPr>
-            <w:tcW w:w="1800" w:type="dxa"/>
-            <w:tcBorders>
-              <w:top w:val="single" w:sz="1" w:space="0" w:color="DDDDDD"/>
-              <w:left w:val="single" w:sz="1" w:space="0" w:color="DDDDDD"/>
-              <w:bottom w:val="single" w:sz="1" w:space="0" w:color="DDDDDD"/>
-              <w:right w:val="single" w:sz="1" w:space="0" w:color="DDDDDD"/>
-            </w:tcBorders>
-            <w:tcMar>
-              <w:top w:w="80" w:type="dxa"/>
-              <w:left w:w="100" w:type="dxa"/>
-              <w:bottom w:w="80" w:type="dxa"/>
-              <w:right w:w="100" w:type="dxa"/>
-            </w:tcMar>
-          </w:tcPr>
-          <w:p>
-            <w:r>
-              <w:rPr>
-                <w:b/>
-                <w:bCs/>
-                <w:sz w:val="20"/>
-                <w:szCs w:val="20"/>
-              </w:rPr>
-              <w:t>VisitDenmark</w:t>
-            </w:r>
-          </w:p>
-        </w:tc>
-        <w:tc>
-          <w:tcPr>
-            <w:tcW w:w="2000" w:type="dxa"/>
-            <w:tcBorders>
-              <w:top w:val="single" w:sz="1" w:space="0" w:color="DDDDDD"/>
-              <w:left w:val="single" w:sz="1" w:space="0" w:color="DDDDDD"/>
-              <w:bottom w:val="single" w:sz="1" w:space="0" w:color="DDDDDD"/>
-              <w:right w:val="single" w:sz="1" w:space="0" w:color="DDDDDD"/>
-            </w:tcBorders>
-            <w:tcMar>
-              <w:top w:w="80" w:type="dxa"/>
-              <w:left w:w="100" w:type="dxa"/>
-              <w:bottom w:w="80" w:type="dxa"/>
-              <w:right w:w="100" w:type="dxa"/>
-            </w:tcMar>
-          </w:tcPr>
-          <w:p>
-            <w:r>
-              <w:rPr>
-                <w:rFonts w:ascii="Courier New" w:eastAsia="Courier New" w:hAnsi="Courier New" w:cs="Courier New"/>
-                <w:color w:val="1A4A8A"/>
-                <w:sz w:val="19"/>
-                <w:szCs w:val="19"/>
-              </w:rPr>
-              <w:t>visitdenmark.dk</w:t>
-            </w:r>
-          </w:p>
-        </w:tc>
-        <w:tc>
-          <w:tcPr>
-            <w:tcW w:w="1400" w:type="dxa"/>
-            <w:tcBorders>
-              <w:top w:val="single" w:sz="1" w:space="0" w:color="DDDDDD"/>
-              <w:left w:val="single" w:sz="1" w:space="0" w:color="DDDDDD"/>
-              <w:bottom w:val="single" w:sz="1" w:space="0" w:color="DDDDDD"/>
-              <w:right w:val="single" w:sz="1" w:space="0" w:color="DDDDDD"/>
-            </w:tcBorders>
-            <w:tcMar>
-              <w:top w:w="80" w:type="dxa"/>
-              <w:left w:w="100" w:type="dxa"/>
-              <w:bottom w:w="80" w:type="dxa"/>
-              <w:right w:w="100" w:type="dxa"/>
-            </w:tcMar>
-          </w:tcPr>
-          <w:p>
-            <w:r>
-              <w:rPr>
-                <w:color w:val="555555"/>
-                <w:sz w:val="20"/>
-                <w:szCs w:val="20"/>
-              </w:rPr>
-              <w:t>HTML scrape</w:t>
-            </w:r>
-          </w:p>
-        </w:tc>
-        <w:tc>
-          <w:tcPr>
-            <w:tcW w:w="900" w:type="dxa"/>
-            <w:tcBorders>
-              <w:top w:val="single" w:sz="1" w:space="0" w:color="DDDDDD"/>
-              <w:left w:val="single" w:sz="1" w:space="0" w:color="DDDDDD"/>
-              <w:bottom w:val="single" w:sz="1" w:space="0" w:color="DDDDDD"/>
-              <w:right w:val="single" w:sz="1" w:space="0" w:color="DDDDDD"/>
-            </w:tcBorders>
-            <w:shd w:val="clear" w:color="auto" w:fill="F5F5F5"/>
-            <w:tcMar>
-              <w:top w:w="80" w:type="dxa"/>
-              <w:left w:w="100" w:type="dxa"/>
-              <w:bottom w:w="80" w:type="dxa"/>
-              <w:right w:w="100" w:type="dxa"/>
-            </w:tcMar>
-          </w:tcPr>
-          <w:p>
-            <w:pPr>
-              <w:jc w:val="center"/>
-            </w:pPr>
-            <w:r>
-              <w:rPr>
-                <w:b/>
-                <w:bCs/>
-                <w:color w:val="888888"/>
-                <w:sz w:val="20"/>
-                <w:szCs w:val="20"/>
-              </w:rPr>
-              <w:t>Low</w:t>
-            </w:r>
-          </w:p>
-        </w:tc>
-        <w:tc>
-          <w:tcPr>
-            <w:tcW w:w="3500" w:type="dxa"/>
-            <w:tcBorders>
-              <w:top w:val="single" w:sz="1" w:space="0" w:color="DDDDDD"/>
-              <w:left w:val="single" w:sz="1" w:space="0" w:color="DDDDDD"/>
-              <w:bottom w:val="single" w:sz="1" w:space="0" w:color="DDDDDD"/>
-              <w:right w:val="single" w:sz="1" w:space="0" w:color="DDDDDD"/>
-            </w:tcBorders>
-            <w:tcMar>
-              <w:top w:w="80" w:type="dxa"/>
-              <w:left w:w="100" w:type="dxa"/>
-              <w:bottom w:w="80" w:type="dxa"/>
-              <w:right w:w="100" w:type="dxa"/>
-            </w:tcMar>
-          </w:tcPr>
-          <w:p>
-            <w:r>
-              <w:rPr>
-                <w:sz w:val="20"/>
-                <w:szCs w:val="20"/>
-              </w:rPr>
-              <w:t>Tourism board. Lists some walking tours for tourists</w:t>
-            </w:r>
-          </w:p>
-        </w:tc>
-      </w:tr>
-      <w:tr>
-        <w:tblPrEx>
-          <w:tblCellMar>
-            <w:top w:w="0" w:type="dxa"/>
-            <w:bottom w:w="0" w:type="dxa"/>
-          </w:tblCellMar>
-        </w:tblPrEx>
-        <w:tc>
-          <w:tcPr>
-            <w:tcW w:w="1800" w:type="dxa"/>
-            <w:tcBorders>
-              <w:top w:val="single" w:sz="1" w:space="0" w:color="DDDDDD"/>
-              <w:left w:val="single" w:sz="1" w:space="0" w:color="DDDDDD"/>
-              <w:bottom w:val="single" w:sz="1" w:space="0" w:color="DDDDDD"/>
-              <w:right w:val="single" w:sz="1" w:space="0" w:color="DDDDDD"/>
-            </w:tcBorders>
-            <w:tcMar>
-              <w:top w:w="80" w:type="dxa"/>
-              <w:left w:w="100" w:type="dxa"/>
-              <w:bottom w:w="80" w:type="dxa"/>
-              <w:right w:w="100" w:type="dxa"/>
-            </w:tcMar>
-          </w:tcPr>
-          <w:p>
-            <w:r>
-              <w:rPr>
-                <w:b/>
-                <w:bCs/>
-                <w:sz w:val="20"/>
-                <w:szCs w:val="20"/>
-              </w:rPr>
-              <w:t>Municipality sites</w:t>
-            </w:r>
-          </w:p>
-        </w:tc>
-        <w:tc>
-          <w:tcPr>
-            <w:tcW w:w="2000" w:type="dxa"/>
-            <w:tcBorders>
-              <w:top w:val="single" w:sz="1" w:space="0" w:color="DDDDDD"/>
-              <w:left w:val="single" w:sz="1" w:space="0" w:color="DDDDDD"/>
-              <w:bottom w:val="single" w:sz="1" w:space="0" w:color="DDDDDD"/>
-              <w:right w:val="single" w:sz="1" w:space="0" w:color="DDDDDD"/>
-            </w:tcBorders>
-            <w:tcMar>
-              <w:top w:w="80" w:type="dxa"/>
-              <w:left w:w="100" w:type="dxa"/>
-              <w:bottom w:w="80" w:type="dxa"/>
-              <w:right w:w="100" w:type="dxa"/>
-            </w:tcMar>
-          </w:tcPr>
-          <w:p>
-            <w:r>
-              <w:rPr>
-                <w:rFonts w:ascii="Courier New" w:eastAsia="Courier New" w:hAnsi="Courier New" w:cs="Courier New"/>
-                <w:color w:val="1A4A8A"/>
-                <w:sz w:val="19"/>
-                <w:szCs w:val="19"/>
-              </w:rPr>
-              <w:t>Various .dk</w:t>
-            </w:r>
-          </w:p>
-        </w:tc>
-        <w:tc>
-          <w:tcPr>
-            <w:tcW w:w="1400" w:type="dxa"/>
-            <w:tcBorders>
-              <w:top w:val="single" w:sz="1" w:space="0" w:color="DDDDDD"/>
-              <w:left w:val="single" w:sz="1" w:space="0" w:color="DDDDDD"/>
-              <w:bottom w:val="single" w:sz="1" w:space="0" w:color="DDDDDD"/>
-              <w:right w:val="single" w:sz="1" w:space="0" w:color="DDDDDD"/>
-            </w:tcBorders>
-            <w:tcMar>
-              <w:top w:w="80" w:type="dxa"/>
-              <w:left w:w="100" w:type="dxa"/>
-              <w:bottom w:w="80" w:type="dxa"/>
-              <w:right w:w="100" w:type="dxa"/>
-            </w:tcMar>
-          </w:tcPr>
-          <w:p>
-            <w:r>
-              <w:rPr>
-                <w:color w:val="555555"/>
-                <w:sz w:val="20"/>
-                <w:szCs w:val="20"/>
-              </w:rPr>
-              <w:t>HTML scrape</w:t>
-            </w:r>
-          </w:p>
-        </w:tc>
-        <w:tc>
-          <w:tcPr>
-            <w:tcW w:w="900" w:type="dxa"/>
-            <w:tcBorders>
-              <w:top w:val="single" w:sz="1" w:space="0" w:color="DDDDDD"/>
-              <w:left w:val="single" w:sz="1" w:space="0" w:color="DDDDDD"/>
-              <w:bottom w:val="single" w:sz="1" w:space="0" w:color="DDDDDD"/>
-              <w:right w:val="single" w:sz="1" w:space="0" w:color="DDDDDD"/>
-            </w:tcBorders>
-            <w:shd w:val="clear" w:color="auto" w:fill="F5F5F5"/>
-            <w:tcMar>
-              <w:top w:w="80" w:type="dxa"/>
-              <w:left w:w="100" w:type="dxa"/>
-              <w:bottom w:w="80" w:type="dxa"/>
-              <w:right w:w="100" w:type="dxa"/>
-            </w:tcMar>
-          </w:tcPr>
-          <w:p>
-            <w:pPr>
-              <w:jc w:val="center"/>
-            </w:pPr>
-            <w:r>
-              <w:rPr>
-                <w:b/>
-                <w:bCs/>
-                <w:color w:val="888888"/>
-                <w:sz w:val="20"/>
-                <w:szCs w:val="20"/>
-              </w:rPr>
-              <w:t>Low</w:t>
-            </w:r>
-          </w:p>
-        </w:tc>
-        <w:tc>
-          <w:tcPr>
-            <w:tcW w:w="3500" w:type="dxa"/>
-            <w:tcBorders>
-              <w:top w:val="single" w:sz="1" w:space="0" w:color="DDDDDD"/>
-              <w:left w:val="single" w:sz="1" w:space="0" w:color="DDDDDD"/>
-              <w:bottom w:val="single" w:sz="1" w:space="0" w:color="DDDDDD"/>
-              <w:right w:val="single" w:sz="1" w:space="0" w:color="DDDDDD"/>
-            </w:tcBorders>
-            <w:tcMar>
-              <w:top w:w="80" w:type="dxa"/>
-              <w:left w:w="100" w:type="dxa"/>
-              <w:bottom w:w="80" w:type="dxa"/>
-              <w:right w:w="100" w:type="dxa"/>
-            </w:tcMar>
-          </w:tcPr>
-          <w:p>
-            <w:r>
-              <w:rPr>
-                <w:sz w:val="20"/>
-                <w:szCs w:val="20"/>
-              </w:rPr>
-              <w:t>Individual municipalities sometimes list local events. Low data consistency</w:t>
+              <w:t>Many small local groups. Manual entry or organiser submission.</w:t>
             </w:r>
           </w:p>
         </w:tc>
@@ -3526,7 +2550,7 @@
         <w:spacing w:after="80"/>
       </w:pPr>
       <w:r>
-        <w:t>event_location_name ← a meeting point or address field</w:t>
+        <w:t>event_place_name / event_address ← meeting-point name and the address text. The address is passed to DAWA in Layer 2.</w:t>
       </w:r>
     </w:p>
     <w:p>
@@ -3539,7 +2563,7 @@
         <w:spacing w:after="80"/>
       </w:pPr>
       <w:r>
-        <w:t>event_featured_image ← the main event image src attribute</w:t>
+        <w:t>featured image ← main event image src, sideloaded as the native WordPress featured image.</w:t>
       </w:r>
     </w:p>
     <w:p>
@@ -3552,7 +2576,7 @@
         <w:spacing w:after="80"/>
       </w:pPr>
       <w:r>
-        <w:t>event_organizer_name ← organizer or club name field</w:t>
+        <w:t>event_organiser_name ← organiser or club name field.</w:t>
       </w:r>
     </w:p>
     <w:p/>
@@ -3595,7 +2619,7 @@
         <w:spacing w:after="80"/>
       </w:pPr>
       <w:r>
-        <w:t>event_distance_km ← regex on title/description: "15 km" / "15km" / "15 kilometer" → 15.0</w:t>
+        <w:t>event_routes[].distance_km ← regex on title/description: "15 km" / "15km" / "15 kilometer" → 15.0</w:t>
       </w:r>
     </w:p>
     <w:p>
@@ -3608,7 +2632,7 @@
         <w:spacing w:after="80"/>
       </w:pPr>
       <w:r>
-        <w:t>event_difficulty ← keyword match: "let" / "nem" → Easy — "moderat" → Medium — "svær" / "krævende" → Challenging</w:t>
+        <w:t>event_routes[].start_time ← regex: "kl. 09:00" / "09.00" / "kl 9" in the content</w:t>
       </w:r>
     </w:p>
     <w:p>
@@ -3621,7 +2645,7 @@
         <w:spacing w:after="80"/>
       </w:pPr>
       <w:r>
-        <w:t>event_start_time ← regex: "kl. 09:00" / "09.00" / "kl 9" anywhere in the content</w:t>
+        <w:t>event_routes[].price ← keyword: "gratis" / "free" → 0; a DKK amount → that value. event_is_free is derived from the route prices on save.</w:t>
       </w:r>
     </w:p>
     <w:p>
@@ -3634,7 +2658,7 @@
         <w:spacing w:after="80"/>
       </w:pPr>
       <w:r>
-        <w:t>event_duration_minutes ← regex: "ca. 3 timer" / "2-3 hours" → converted to minutes</w:t>
+        <w:t>event_address → event_lat / event_lng ← DAWA geocoding (api.dataforsyningen.dk) on the address string. Free, official Danish government register, the same provider as manual entry.</w:t>
       </w:r>
     </w:p>
     <w:p>
@@ -3647,9 +2671,43 @@
         <w:spacing w:after="80"/>
       </w:pPr>
       <w:r>
-        <w:t>event_fee ← keyword: "gratis" / "free" → Free — presence of a DKK amount → Paid</w:t>
-      </w:r>
-    </w:p>
+        <w:t>event_municipality ← returned by DAWA alongside the coordinates. Assigns the event_region taxonomy on save.</w:t>
+      </w:r>
+    </w:p>
+    <w:p/>
+    <w:p>
+      <w:pPr>
+        <w:spacing w:after="160"/>
+      </w:pPr>
+      <w:r>
+        <w:t>Pattern extraction is applied after direct mapping. If a regex matches, the field is populated. If not, the field is left null and passed to Layer 3.</w:t>
+      </w:r>
+      <w:r>
+        <w:t xml:space="preserve"> Route-level values are collected into event_routes; event_is_free and the event_length taxonomy are then derived from the routes on save.</w:t>
+      </w:r>
+    </w:p>
+    <w:p/>
+    <w:p>
+      <w:pPr>
+        <w:pStyle w:val="Heading3"/>
+      </w:pPr>
+      <w:r>
+        <w:rPr>
+          <w:color w:val="888888"/>
+        </w:rPr>
+        <w:t>Layer 3 — Leave Empty and Flag</w:t>
+      </w:r>
+    </w:p>
+    <w:p>
+      <w:pPr>
+        <w:spacing w:after="160"/>
+      </w:pPr>
+      <w:r>
+        <w:lastRenderedPageBreak/>
+        <w:t>Some fields cannot be extracted from some sources. Rather than guessing, blocking the import, or publishing incomplete data silently, they are handled explicitly:</w:t>
+      </w:r>
+    </w:p>
+    <w:p/>
     <w:p>
       <w:pPr>
         <w:pStyle w:val="ListParagraph"/>
@@ -3660,7 +2718,7 @@
         <w:spacing w:after="80"/>
       </w:pPr>
       <w:r>
-        <w:t>event_location_lat/lng ← geocoding API (OpenStreetMap Nominatim — free, GDPR-friendly) called with the extracted address string</w:t>
+        <w:t>Missing optional field (e.g. a route start_time) → field left null. Event still published. Card shows no badge for that field.</w:t>
       </w:r>
     </w:p>
     <w:p>
@@ -3673,40 +2731,9 @@
         <w:spacing w:after="80"/>
       </w:pPr>
       <w:r>
-        <w:t>event_municipality ← reverse geocoding from lat/lng, or string match against a list of Danish municipality names</w:t>
-      </w:r>
-    </w:p>
-    <w:p/>
-    <w:p>
-      <w:pPr>
-        <w:spacing w:after="160"/>
-      </w:pPr>
-      <w:r>
-        <w:t>Pattern extraction is applied after direct mapping. If a regex matches, the field is populated. If not, the field is left null and passed to Layer 3.</w:t>
-      </w:r>
-    </w:p>
-    <w:p/>
-    <w:p>
-      <w:pPr>
-        <w:pStyle w:val="Heading3"/>
-      </w:pPr>
-      <w:r>
-        <w:rPr>
-          <w:color w:val="888888"/>
-        </w:rPr>
-        <w:t>Layer 3 — Leave Empty and Flag</w:t>
-      </w:r>
-    </w:p>
-    <w:p>
-      <w:pPr>
-        <w:spacing w:after="160"/>
-      </w:pPr>
-      <w:r>
-        <w:lastRenderedPageBreak/>
-        <w:t>Some fields cannot be extracted from some sources. Rather than guessing, blocking the import, or publishing incomplete data silently, they are handled explicitly:</w:t>
-      </w:r>
-    </w:p>
-    <w:p/>
+        <w:t>Missing route distance → route left without a distance, event still published, flagged for manual enrichment. The flagging UI is planned (see Admin Dashboard).</w:t>
+      </w:r>
+    </w:p>
     <w:p>
       <w:pPr>
         <w:pStyle w:val="ListParagraph"/>
@@ -3717,7 +2744,7 @@
         <w:spacing w:after="80"/>
       </w:pPr>
       <w:r>
-        <w:t>Missing non-required field (e.g. event_difficulty, event_duration_minutes) → field left null. Event still published. Card shows no badge for that field.</w:t>
+        <w:t>Missing event_lat / event_lng (DAWA geocoding failed) → event held as DRAFT, not published. Coordinates are required for the map. Admin must resolve.</w:t>
       </w:r>
     </w:p>
     <w:p>
@@ -3730,7 +2757,7 @@
         <w:spacing w:after="80"/>
       </w:pPr>
       <w:r>
-        <w:t>Missing event_distance_km → field left null, event published, but flagged in the admin scraping dashboard for manual enrichment.</w:t>
+        <w:t>Missing event_date → event held as DRAFT, not published. Date is a required field.</w:t>
       </w:r>
     </w:p>
     <w:p>
@@ -3743,32 +2770,6 @@
         <w:spacing w:after="80"/>
       </w:pPr>
       <w:r>
-        <w:t>Missing event_location_lat/lng (geocoding failed) → event held as DRAFT, not published. Coordinates are required for the map. Admin must resolve.</w:t>
-      </w:r>
-    </w:p>
-    <w:p>
-      <w:pPr>
-        <w:pStyle w:val="ListParagraph"/>
-        <w:numPr>
-          <w:ilvl w:val="0"/>
-          <w:numId w:val="2"/>
-        </w:numPr>
-        <w:spacing w:after="80"/>
-      </w:pPr>
-      <w:r>
-        <w:t>Missing event_date → event held as DRAFT, not published. Date is a required field.</w:t>
-      </w:r>
-    </w:p>
-    <w:p>
-      <w:pPr>
-        <w:pStyle w:val="ListParagraph"/>
-        <w:numPr>
-          <w:ilvl w:val="0"/>
-          <w:numId w:val="2"/>
-        </w:numPr>
-        <w:spacing w:after="80"/>
-      </w:pPr>
-      <w:r>
         <w:t>Missing post_title → event rejected entirely. Not created.</w:t>
       </w:r>
     </w:p>
@@ -3778,67 +2779,7 @@
         <w:spacing w:after="160"/>
       </w:pPr>
       <w:r>
-        <w:t>The scraping admin dashboard shows a queue of all flagged events needing manual attention, with the specific missing field highlighted for each one. This ensures the calendar stays accurate while reducing manual work to a minimum.</w:t>
-      </w:r>
-    </w:p>
-    <w:p/>
-    <w:p>
-      <w:pPr>
-        <w:pStyle w:val="Heading2"/>
-      </w:pPr>
-      <w:r>
-        <w:rPr>
-          <w:color w:val="2E6DB4"/>
-        </w:rPr>
-        <w:t>Confidence Scoring</w:t>
-      </w:r>
-    </w:p>
-    <w:p>
-      <w:pPr>
-        <w:spacing w:after="160"/>
-      </w:pPr>
-      <w:r>
-        <w:t>Each scraped event is assigned a confidence score based on how many fields were successfully extracted:</w:t>
-      </w:r>
-    </w:p>
-    <w:p/>
-    <w:p>
-      <w:pPr>
-        <w:pStyle w:val="ListParagraph"/>
-        <w:numPr>
-          <w:ilvl w:val="0"/>
-          <w:numId w:val="2"/>
-        </w:numPr>
-        <w:spacing w:after="80"/>
-      </w:pPr>
-      <w:r>
-        <w:t>High confidence (all required fields + 3 or more optional fields extracted) → auto-publish immediately</w:t>
-      </w:r>
-    </w:p>
-    <w:p>
-      <w:pPr>
-        <w:pStyle w:val="ListParagraph"/>
-        <w:numPr>
-          <w:ilvl w:val="0"/>
-          <w:numId w:val="2"/>
-        </w:numPr>
-        <w:spacing w:after="80"/>
-      </w:pPr>
-      <w:r>
-        <w:t>Medium confidence (all required fields, few or no optional fields) → publish with gaps, flag for optional enrichment</w:t>
-      </w:r>
-    </w:p>
-    <w:p>
-      <w:pPr>
-        <w:pStyle w:val="ListParagraph"/>
-        <w:numPr>
-          <w:ilvl w:val="0"/>
-          <w:numId w:val="2"/>
-        </w:numPr>
-        <w:spacing w:after="80"/>
-      </w:pPr>
-      <w:r>
-        <w:t>Low confidence (one or more required fields missing) → save as draft, admin must review before publishing</w:t>
+        <w:t>Flagged events are queued for manual attention with the specific missing field highlighted. The admin dashboard that surfaces this queue is planned (v2). Until then, scraper runs log flagged events to the WordPress debug log.</w:t>
       </w:r>
     </w:p>
     <w:p/>
@@ -4135,7 +3076,7 @@
                 <w:sz w:val="20"/>
                 <w:szCs w:val="20"/>
               </w:rPr>
-              <w:t>Main heading element per source</w:t>
+              <w:t>Main heading per source</w:t>
             </w:r>
           </w:p>
         </w:tc>
@@ -4383,7 +3324,7 @@
                 <w:sz w:val="20"/>
                 <w:szCs w:val="20"/>
               </w:rPr>
-              <w:t>Current page URL, always available</w:t>
+              <w:t>Current page URL, always available; dedup key</w:t>
             </w:r>
           </w:p>
         </w:tc>
@@ -4421,7 +3362,7 @@
                 <w:sz w:val="20"/>
                 <w:szCs w:val="20"/>
               </w:rPr>
-              <w:t>event_location_name</w:t>
+              <w:t>event_place_name</w:t>
             </w:r>
           </w:p>
         </w:tc>
@@ -4507,7 +3448,7 @@
                 <w:sz w:val="20"/>
                 <w:szCs w:val="20"/>
               </w:rPr>
-              <w:t>Meeting point or address field</w:t>
+              <w:t>Meeting-point / venue name</w:t>
             </w:r>
           </w:p>
         </w:tc>
@@ -4545,7 +3486,7 @@
                 <w:sz w:val="20"/>
                 <w:szCs w:val="20"/>
               </w:rPr>
-              <w:t>event_featured_image</w:t>
+              <w:t>event_organiser_name</w:t>
             </w:r>
           </w:p>
         </w:tc>
@@ -4631,7 +3572,7 @@
                 <w:sz w:val="20"/>
                 <w:szCs w:val="20"/>
               </w:rPr>
-              <w:t>Main image src attribute</w:t>
+              <w:t>Club or organiser name</w:t>
             </w:r>
           </w:p>
         </w:tc>
@@ -4669,7 +3610,7 @@
                 <w:sz w:val="20"/>
                 <w:szCs w:val="20"/>
               </w:rPr>
-              <w:t>event_organizer_name</w:t>
+              <w:t>event_routes[].distance_km</w:t>
             </w:r>
           </w:p>
         </w:tc>
@@ -4702,7 +3643,7 @@
                 <w:sz w:val="20"/>
                 <w:szCs w:val="20"/>
               </w:rPr>
-              <w:t>Layer 1</w:t>
+              <w:t>Layer 2</w:t>
             </w:r>
           </w:p>
         </w:tc>
@@ -4729,7 +3670,7 @@
                 <w:sz w:val="20"/>
                 <w:szCs w:val="20"/>
               </w:rPr>
-              <w:t>HTML selector</w:t>
+              <w:t>Regex</w:t>
             </w:r>
           </w:p>
         </w:tc>
@@ -4755,7 +3696,7 @@
                 <w:sz w:val="20"/>
                 <w:szCs w:val="20"/>
               </w:rPr>
-              <w:t>Club or organizer name field</w:t>
+              <w:t>"15 km" / "15km" / "15 kilometer"</w:t>
             </w:r>
           </w:p>
         </w:tc>
@@ -4793,8 +3734,7 @@
                 <w:sz w:val="20"/>
                 <w:szCs w:val="20"/>
               </w:rPr>
-              <w:lastRenderedPageBreak/>
-              <w:t>event_start_time</w:t>
+              <w:t>event_routes[].start_time</w:t>
             </w:r>
           </w:p>
         </w:tc>
@@ -4880,7 +3820,7 @@
                 <w:sz w:val="20"/>
                 <w:szCs w:val="20"/>
               </w:rPr>
-              <w:t>"kl. 09:00" / "09.00" in content</w:t>
+              <w:t>"kl. 09:00" / "09.00"</w:t>
             </w:r>
           </w:p>
         </w:tc>
@@ -4918,7 +3858,7 @@
                 <w:sz w:val="20"/>
                 <w:szCs w:val="20"/>
               </w:rPr>
-              <w:t>event_distance_km</w:t>
+              <w:t>event_routes[].price</w:t>
             </w:r>
           </w:p>
         </w:tc>
@@ -4978,7 +3918,7 @@
                 <w:sz w:val="20"/>
                 <w:szCs w:val="20"/>
               </w:rPr>
-              <w:t>Regex</w:t>
+              <w:t>Keyword / amount</w:t>
             </w:r>
           </w:p>
         </w:tc>
@@ -5004,7 +3944,7 @@
                 <w:sz w:val="20"/>
                 <w:szCs w:val="20"/>
               </w:rPr>
-              <w:t>"15 km" / "15km" / "15 kilometer"</w:t>
+              <w:t>"gratis" → 0, DKK amount → value</w:t>
             </w:r>
           </w:p>
         </w:tc>
@@ -5042,7 +3982,7 @@
                 <w:sz w:val="20"/>
                 <w:szCs w:val="20"/>
               </w:rPr>
-              <w:t>event_difficulty</w:t>
+              <w:t>event_address</w:t>
             </w:r>
           </w:p>
         </w:tc>
@@ -5102,7 +4042,7 @@
                 <w:sz w:val="20"/>
                 <w:szCs w:val="20"/>
               </w:rPr>
-              <w:t>Keyword match</w:t>
+              <w:t>HTML / regex</w:t>
             </w:r>
           </w:p>
         </w:tc>
@@ -5128,7 +4068,7 @@
                 <w:sz w:val="20"/>
                 <w:szCs w:val="20"/>
               </w:rPr>
-              <w:t>"let" / "moderat" / "svær"</w:t>
+              <w:t>Passed to DAWA</w:t>
             </w:r>
           </w:p>
         </w:tc>
@@ -5166,7 +4106,7 @@
                 <w:sz w:val="20"/>
                 <w:szCs w:val="20"/>
               </w:rPr>
-              <w:t>event_duration_minutes</w:t>
+              <w:t>event_lat / event_lng</w:t>
             </w:r>
           </w:p>
         </w:tc>
@@ -5226,7 +4166,7 @@
                 <w:sz w:val="20"/>
                 <w:szCs w:val="20"/>
               </w:rPr>
-              <w:t>Regex</w:t>
+              <w:t>DAWA</w:t>
             </w:r>
           </w:p>
         </w:tc>
@@ -5252,7 +4192,7 @@
                 <w:sz w:val="20"/>
                 <w:szCs w:val="20"/>
               </w:rPr>
-              <w:t>"ca. 3 timer" → 180</w:t>
+              <w:t>Geocoded from the address</w:t>
             </w:r>
           </w:p>
         </w:tc>
@@ -5290,7 +4230,7 @@
                 <w:sz w:val="20"/>
                 <w:szCs w:val="20"/>
               </w:rPr>
-              <w:t>event_fee</w:t>
+              <w:t>event_municipality</w:t>
             </w:r>
           </w:p>
         </w:tc>
@@ -5350,7 +4290,7 @@
                 <w:sz w:val="20"/>
                 <w:szCs w:val="20"/>
               </w:rPr>
-              <w:t>Keyword match</w:t>
+              <w:t>DAWA</w:t>
             </w:r>
           </w:p>
         </w:tc>
@@ -5376,7 +4316,7 @@
                 <w:sz w:val="20"/>
                 <w:szCs w:val="20"/>
               </w:rPr>
-              <w:t>"gratis" → Free, DKK amount → Paid</w:t>
+              <w:t>Returned alongside the coordinates</w:t>
             </w:r>
           </w:p>
         </w:tc>
@@ -5414,7 +4354,7 @@
                 <w:sz w:val="20"/>
                 <w:szCs w:val="20"/>
               </w:rPr>
-              <w:t>event_location_lat</w:t>
+              <w:t>event_is_free</w:t>
             </w:r>
           </w:p>
         </w:tc>
@@ -5447,7 +4387,7 @@
                 <w:sz w:val="20"/>
                 <w:szCs w:val="20"/>
               </w:rPr>
-              <w:t>Layer 2</w:t>
+              <w:t>Derived</w:t>
             </w:r>
           </w:p>
         </w:tc>
@@ -5474,7 +4414,7 @@
                 <w:sz w:val="20"/>
                 <w:szCs w:val="20"/>
               </w:rPr>
-              <w:t>Geocoding API</w:t>
+              <w:t>On save</w:t>
             </w:r>
           </w:p>
         </w:tc>
@@ -5500,7 +4440,7 @@
                 <w:sz w:val="20"/>
                 <w:szCs w:val="20"/>
               </w:rPr>
-              <w:t>Nominatim lookup on address string</w:t>
+              <w:t>From route prices (not scraped)</w:t>
             </w:r>
           </w:p>
         </w:tc>
@@ -5538,7 +4478,7 @@
                 <w:sz w:val="20"/>
                 <w:szCs w:val="20"/>
               </w:rPr>
-              <w:t>event_location_lng</w:t>
+              <w:t>event_length</w:t>
             </w:r>
           </w:p>
         </w:tc>
@@ -5571,7 +4511,7 @@
                 <w:sz w:val="20"/>
                 <w:szCs w:val="20"/>
               </w:rPr>
-              <w:t>Layer 2</w:t>
+              <w:t>Derived</w:t>
             </w:r>
           </w:p>
         </w:tc>
@@ -5598,7 +4538,7 @@
                 <w:sz w:val="20"/>
                 <w:szCs w:val="20"/>
               </w:rPr>
-              <w:t>Geocoding API</w:t>
+              <w:t>On save</w:t>
             </w:r>
           </w:p>
         </w:tc>
@@ -5624,7 +4564,7 @@
                 <w:sz w:val="20"/>
                 <w:szCs w:val="20"/>
               </w:rPr>
-              <w:t>Nominatim lookup on address string</w:t>
+              <w:t>Taxonomy from route distances (not scraped)</w:t>
             </w:r>
           </w:p>
         </w:tc>
@@ -5662,7 +4602,7 @@
                 <w:sz w:val="20"/>
                 <w:szCs w:val="20"/>
               </w:rPr>
-              <w:t>event_municipality</w:t>
+              <w:t>event_region</w:t>
             </w:r>
           </w:p>
         </w:tc>
@@ -5695,7 +4635,7 @@
                 <w:sz w:val="20"/>
                 <w:szCs w:val="20"/>
               </w:rPr>
-              <w:t>Layer 2</w:t>
+              <w:t>Derived</w:t>
             </w:r>
           </w:p>
         </w:tc>
@@ -5722,7 +4662,7 @@
                 <w:sz w:val="20"/>
                 <w:szCs w:val="20"/>
               </w:rPr>
-              <w:t>Reverse geocode</w:t>
+              <w:t>On save</w:t>
             </w:r>
           </w:p>
         </w:tc>
@@ -5748,7 +4688,7 @@
                 <w:sz w:val="20"/>
                 <w:szCs w:val="20"/>
               </w:rPr>
-              <w:t>Derived from lat/lng via Nominatim</w:t>
+              <w:t>Taxonomy from municipality (not scraped)</w:t>
             </w:r>
           </w:p>
         </w:tc>
@@ -5786,7 +4726,7 @@
                 <w:sz w:val="20"/>
                 <w:szCs w:val="20"/>
               </w:rPr>
-              <w:t>event_difficulty</w:t>
+              <w:t>event_lat / event_lng</w:t>
             </w:r>
           </w:p>
         </w:tc>
@@ -5846,7 +4786,7 @@
                 <w:sz w:val="20"/>
                 <w:szCs w:val="20"/>
               </w:rPr>
-              <w:t>Flag if missing</w:t>
+              <w:t>Draft if missing</w:t>
             </w:r>
           </w:p>
         </w:tc>
@@ -5872,7 +4812,7 @@
                 <w:sz w:val="20"/>
                 <w:szCs w:val="20"/>
               </w:rPr>
-              <w:t>Published without badge, flagged in dashboard</w:t>
+              <w:t>Required for the map view</w:t>
             </w:r>
           </w:p>
         </w:tc>
@@ -5910,7 +4850,7 @@
                 <w:sz w:val="20"/>
                 <w:szCs w:val="20"/>
               </w:rPr>
-              <w:t>event_distance_km</w:t>
+              <w:t>event_date</w:t>
             </w:r>
           </w:p>
         </w:tc>
@@ -5970,7 +4910,7 @@
                 <w:sz w:val="20"/>
                 <w:szCs w:val="20"/>
               </w:rPr>
-              <w:t>Flag if missing</w:t>
+              <w:t>Draft if missing</w:t>
             </w:r>
           </w:p>
         </w:tc>
@@ -5996,7 +4936,7 @@
                 <w:sz w:val="20"/>
                 <w:szCs w:val="20"/>
               </w:rPr>
-              <w:t>Published, flagged for manual enrichment</w:t>
+              <w:t>Required field</w:t>
             </w:r>
           </w:p>
         </w:tc>
@@ -6034,7 +4974,7 @@
                 <w:sz w:val="20"/>
                 <w:szCs w:val="20"/>
               </w:rPr>
-              <w:t>event_location_lat/lng</w:t>
+              <w:t>post_title</w:t>
             </w:r>
           </w:p>
         </w:tc>
@@ -6094,7 +5034,7 @@
                 <w:sz w:val="20"/>
                 <w:szCs w:val="20"/>
               </w:rPr>
-              <w:t>Draft if missing</w:t>
+              <w:t>Reject if missing</w:t>
             </w:r>
           </w:p>
         </w:tc>
@@ -6120,255 +5060,7 @@
                 <w:sz w:val="20"/>
                 <w:szCs w:val="20"/>
               </w:rPr>
-              <w:t>Held as draft — required for map view</w:t>
-            </w:r>
-          </w:p>
-        </w:tc>
-      </w:tr>
-      <w:tr>
-        <w:tblPrEx>
-          <w:tblCellMar>
-            <w:top w:w="0" w:type="dxa"/>
-            <w:bottom w:w="0" w:type="dxa"/>
-          </w:tblCellMar>
-        </w:tblPrEx>
-        <w:tc>
-          <w:tcPr>
-            <w:tcW w:w="2000" w:type="dxa"/>
-            <w:tcBorders>
-              <w:top w:val="single" w:sz="1" w:space="0" w:color="DDDDDD"/>
-              <w:left w:val="single" w:sz="1" w:space="0" w:color="DDDDDD"/>
-              <w:bottom w:val="single" w:sz="1" w:space="0" w:color="DDDDDD"/>
-              <w:right w:val="single" w:sz="1" w:space="0" w:color="DDDDDD"/>
-            </w:tcBorders>
-            <w:tcMar>
-              <w:top w:w="80" w:type="dxa"/>
-              <w:left w:w="100" w:type="dxa"/>
-              <w:bottom w:w="80" w:type="dxa"/>
-              <w:right w:w="100" w:type="dxa"/>
-            </w:tcMar>
-          </w:tcPr>
-          <w:p>
-            <w:r>
-              <w:rPr>
-                <w:rFonts w:ascii="Courier New" w:eastAsia="Courier New" w:hAnsi="Courier New" w:cs="Courier New"/>
-                <w:b/>
-                <w:bCs/>
-                <w:color w:val="1A4A8A"/>
-                <w:sz w:val="20"/>
-                <w:szCs w:val="20"/>
-              </w:rPr>
-              <w:t>event_date</w:t>
-            </w:r>
-          </w:p>
-        </w:tc>
-        <w:tc>
-          <w:tcPr>
-            <w:tcW w:w="1800" w:type="dxa"/>
-            <w:tcBorders>
-              <w:top w:val="single" w:sz="1" w:space="0" w:color="DDDDDD"/>
-              <w:left w:val="single" w:sz="1" w:space="0" w:color="DDDDDD"/>
-              <w:bottom w:val="single" w:sz="1" w:space="0" w:color="DDDDDD"/>
-              <w:right w:val="single" w:sz="1" w:space="0" w:color="DDDDDD"/>
-            </w:tcBorders>
-            <w:shd w:val="clear" w:color="auto" w:fill="FAFAFA"/>
-            <w:tcMar>
-              <w:top w:w="80" w:type="dxa"/>
-              <w:left w:w="100" w:type="dxa"/>
-              <w:bottom w:w="80" w:type="dxa"/>
-              <w:right w:w="100" w:type="dxa"/>
-            </w:tcMar>
-          </w:tcPr>
-          <w:p>
-            <w:pPr>
-              <w:jc w:val="center"/>
-            </w:pPr>
-            <w:r>
-              <w:rPr>
-                <w:b/>
-                <w:bCs/>
-                <w:color w:val="888888"/>
-                <w:sz w:val="20"/>
-                <w:szCs w:val="20"/>
-              </w:rPr>
-              <w:t>Layer 3</w:t>
-            </w:r>
-          </w:p>
-        </w:tc>
-        <w:tc>
-          <w:tcPr>
-            <w:tcW w:w="1800" w:type="dxa"/>
-            <w:tcBorders>
-              <w:top w:val="single" w:sz="1" w:space="0" w:color="DDDDDD"/>
-              <w:left w:val="single" w:sz="1" w:space="0" w:color="DDDDDD"/>
-              <w:bottom w:val="single" w:sz="1" w:space="0" w:color="DDDDDD"/>
-              <w:right w:val="single" w:sz="1" w:space="0" w:color="DDDDDD"/>
-            </w:tcBorders>
-            <w:tcMar>
-              <w:top w:w="80" w:type="dxa"/>
-              <w:left w:w="100" w:type="dxa"/>
-              <w:bottom w:w="80" w:type="dxa"/>
-              <w:right w:w="100" w:type="dxa"/>
-            </w:tcMar>
-          </w:tcPr>
-          <w:p>
-            <w:r>
-              <w:rPr>
-                <w:color w:val="555555"/>
-                <w:sz w:val="20"/>
-                <w:szCs w:val="20"/>
-              </w:rPr>
-              <w:t>Draft if missing</w:t>
-            </w:r>
-          </w:p>
-        </w:tc>
-        <w:tc>
-          <w:tcPr>
-            <w:tcW w:w="3600" w:type="dxa"/>
-            <w:tcBorders>
-              <w:top w:val="single" w:sz="1" w:space="0" w:color="DDDDDD"/>
-              <w:left w:val="single" w:sz="1" w:space="0" w:color="DDDDDD"/>
-              <w:bottom w:val="single" w:sz="1" w:space="0" w:color="DDDDDD"/>
-              <w:right w:val="single" w:sz="1" w:space="0" w:color="DDDDDD"/>
-            </w:tcBorders>
-            <w:tcMar>
-              <w:top w:w="80" w:type="dxa"/>
-              <w:left w:w="100" w:type="dxa"/>
-              <w:bottom w:w="80" w:type="dxa"/>
-              <w:right w:w="100" w:type="dxa"/>
-            </w:tcMar>
-          </w:tcPr>
-          <w:p>
-            <w:r>
-              <w:rPr>
-                <w:sz w:val="20"/>
-                <w:szCs w:val="20"/>
-              </w:rPr>
-              <w:t>Held as draft — required field</w:t>
-            </w:r>
-          </w:p>
-        </w:tc>
-      </w:tr>
-      <w:tr>
-        <w:tblPrEx>
-          <w:tblCellMar>
-            <w:top w:w="0" w:type="dxa"/>
-            <w:bottom w:w="0" w:type="dxa"/>
-          </w:tblCellMar>
-        </w:tblPrEx>
-        <w:tc>
-          <w:tcPr>
-            <w:tcW w:w="2000" w:type="dxa"/>
-            <w:tcBorders>
-              <w:top w:val="single" w:sz="1" w:space="0" w:color="DDDDDD"/>
-              <w:left w:val="single" w:sz="1" w:space="0" w:color="DDDDDD"/>
-              <w:bottom w:val="single" w:sz="1" w:space="0" w:color="DDDDDD"/>
-              <w:right w:val="single" w:sz="1" w:space="0" w:color="DDDDDD"/>
-            </w:tcBorders>
-            <w:tcMar>
-              <w:top w:w="80" w:type="dxa"/>
-              <w:left w:w="100" w:type="dxa"/>
-              <w:bottom w:w="80" w:type="dxa"/>
-              <w:right w:w="100" w:type="dxa"/>
-            </w:tcMar>
-          </w:tcPr>
-          <w:p>
-            <w:r>
-              <w:rPr>
-                <w:rFonts w:ascii="Courier New" w:eastAsia="Courier New" w:hAnsi="Courier New" w:cs="Courier New"/>
-                <w:b/>
-                <w:bCs/>
-                <w:color w:val="1A4A8A"/>
-                <w:sz w:val="20"/>
-                <w:szCs w:val="20"/>
-              </w:rPr>
-              <w:t>post_title</w:t>
-            </w:r>
-          </w:p>
-        </w:tc>
-        <w:tc>
-          <w:tcPr>
-            <w:tcW w:w="1800" w:type="dxa"/>
-            <w:tcBorders>
-              <w:top w:val="single" w:sz="1" w:space="0" w:color="DDDDDD"/>
-              <w:left w:val="single" w:sz="1" w:space="0" w:color="DDDDDD"/>
-              <w:bottom w:val="single" w:sz="1" w:space="0" w:color="DDDDDD"/>
-              <w:right w:val="single" w:sz="1" w:space="0" w:color="DDDDDD"/>
-            </w:tcBorders>
-            <w:shd w:val="clear" w:color="auto" w:fill="FAFAFA"/>
-            <w:tcMar>
-              <w:top w:w="80" w:type="dxa"/>
-              <w:left w:w="100" w:type="dxa"/>
-              <w:bottom w:w="80" w:type="dxa"/>
-              <w:right w:w="100" w:type="dxa"/>
-            </w:tcMar>
-          </w:tcPr>
-          <w:p>
-            <w:pPr>
-              <w:jc w:val="center"/>
-            </w:pPr>
-            <w:r>
-              <w:rPr>
-                <w:b/>
-                <w:bCs/>
-                <w:color w:val="888888"/>
-                <w:sz w:val="20"/>
-                <w:szCs w:val="20"/>
-              </w:rPr>
-              <w:t>Layer 3</w:t>
-            </w:r>
-          </w:p>
-        </w:tc>
-        <w:tc>
-          <w:tcPr>
-            <w:tcW w:w="1800" w:type="dxa"/>
-            <w:tcBorders>
-              <w:top w:val="single" w:sz="1" w:space="0" w:color="DDDDDD"/>
-              <w:left w:val="single" w:sz="1" w:space="0" w:color="DDDDDD"/>
-              <w:bottom w:val="single" w:sz="1" w:space="0" w:color="DDDDDD"/>
-              <w:right w:val="single" w:sz="1" w:space="0" w:color="DDDDDD"/>
-            </w:tcBorders>
-            <w:tcMar>
-              <w:top w:w="80" w:type="dxa"/>
-              <w:left w:w="100" w:type="dxa"/>
-              <w:bottom w:w="80" w:type="dxa"/>
-              <w:right w:w="100" w:type="dxa"/>
-            </w:tcMar>
-          </w:tcPr>
-          <w:p>
-            <w:r>
-              <w:rPr>
-                <w:color w:val="555555"/>
-                <w:sz w:val="20"/>
-                <w:szCs w:val="20"/>
-              </w:rPr>
-              <w:t>Reject if missing</w:t>
-            </w:r>
-          </w:p>
-        </w:tc>
-        <w:tc>
-          <w:tcPr>
-            <w:tcW w:w="3600" w:type="dxa"/>
-            <w:tcBorders>
-              <w:top w:val="single" w:sz="1" w:space="0" w:color="DDDDDD"/>
-              <w:left w:val="single" w:sz="1" w:space="0" w:color="DDDDDD"/>
-              <w:bottom w:val="single" w:sz="1" w:space="0" w:color="DDDDDD"/>
-              <w:right w:val="single" w:sz="1" w:space="0" w:color="DDDDDD"/>
-            </w:tcBorders>
-            <w:tcMar>
-              <w:top w:w="80" w:type="dxa"/>
-              <w:left w:w="100" w:type="dxa"/>
-              <w:bottom w:w="80" w:type="dxa"/>
-              <w:right w:w="100" w:type="dxa"/>
-            </w:tcMar>
-          </w:tcPr>
-          <w:p>
-            <w:r>
-              <w:rPr>
-                <w:sz w:val="20"/>
-                <w:szCs w:val="20"/>
-              </w:rPr>
-              <w:t>Event not created at all</w:t>
+              <w:t>Event not created</w:t>
             </w:r>
           </w:p>
         </w:tc>
@@ -6416,7 +5108,7 @@
         <w:spacing w:after="80"/>
       </w:pPr>
       <w:r>
-        <w:t>Each source has its own PHP scraper class implementing a common interface: fetch(), parse(), normalise()</w:t>
+        <w:t>Each source has its own PHP scraper class extending Vandrekalender_Scraper_Base and implementing two methods: fetch() and parse().</w:t>
       </w:r>
     </w:p>
     <w:p>
@@ -6442,7 +5134,7 @@
         <w:spacing w:after="80"/>
       </w:pPr>
       <w:r>
-        <w:t>parse() — applies Layer 1 direct mapping using source-specific HTML selectors</w:t>
+        <w:t>parse() applies Layer 1 selectors and Layer 2 extraction, returning an array of event arrays that match the schema.</w:t>
       </w:r>
     </w:p>
     <w:p>
@@ -6455,7 +5147,7 @@
         <w:spacing w:after="80"/>
       </w:pPr>
       <w:r>
-        <w:t>normalise() — applies Layer 2 pattern extraction and Layer 3 flagging logic, returns a standard event array matching the schema</w:t>
+        <w:t>upsert_event() in the base class deduplicates by event_source_url, skips claimed events, writes the meta, and sets event_source, event_scraped_at and event_claimed.</w:t>
       </w:r>
     </w:p>
     <w:p>
@@ -6468,7 +5160,7 @@
         <w:spacing w:after="80"/>
       </w:pPr>
       <w:r>
-        <w:t>A shared FieldMapper utility handles all regex patterns and keyword matching (Layer 2) so logic is not duplicated across scrapers</w:t>
+        <w:t>For v1 the Layer 2 regex and keyword logic lives in each scraper's parse() or small private helpers. A shared FieldMapper utility is a planned refactor once a second scraper needs the same patterns.</w:t>
       </w:r>
     </w:p>
     <w:p>
@@ -6481,7 +5173,7 @@
         <w:spacing w:after="80"/>
       </w:pPr>
       <w:r>
-        <w:t>A shared GeocodingService handles all Nominatim API calls with rate limiting and caching</w:t>
+        <w:t>A small reusable server-side geocoding helper calls DAWA (api.dataforsyningen.dk) with rate limiting and caching. This is new code: the current DAWA integration is browser-only (block editor), so the scraper cannot reuse it.</w:t>
       </w:r>
     </w:p>
     <w:p/>
@@ -6506,7 +5198,7 @@
         <w:spacing w:after="80"/>
       </w:pPr>
       <w:r>
-        <w:t>Scraping runs via WP-Cron on a per-source schedule</w:t>
+        <w:t>Scraping runs via WP-Cron. For v1 a single weekly job runs all registered scrapers.</w:t>
       </w:r>
     </w:p>
     <w:p>
@@ -6519,7 +5211,7 @@
         <w:spacing w:after="80"/>
       </w:pPr>
       <w:r>
-        <w:t>High-priority sources (DVL, Sportstiming): daily</w:t>
+        <w:t>Per-source cadence (high-volume sources more often, others weekly) is planned for v2.</w:t>
       </w:r>
     </w:p>
     <w:p>
@@ -6532,8 +5224,7 @@
         <w:spacing w:after="80"/>
       </w:pPr>
       <w:r>
-        <w:lastRenderedPageBreak/>
-        <w:t>Medium-priority sources: every 3 days</w:t>
+        <w:t>Re-scraping unclaimed events: updates fields in place</w:t>
       </w:r>
     </w:p>
     <w:p>
@@ -6546,7 +5237,19 @@
         <w:spacing w:after="80"/>
       </w:pPr>
       <w:r>
-        <w:t>Low-priority sources: weekly</w:t>
+        <w:t>Claimed events: skipped entirely. The organiser is the source of truth.</w:t>
+      </w:r>
+    </w:p>
+    <w:p/>
+    <w:p>
+      <w:pPr>
+        <w:pStyle w:val="Heading2"/>
+      </w:pPr>
+      <w:r>
+        <w:rPr>
+          <w:color w:val="2E6DB4"/>
+        </w:rPr>
+        <w:t>Deduplication</w:t>
       </w:r>
     </w:p>
     <w:p>
@@ -6559,7 +5262,7 @@
         <w:spacing w:after="80"/>
       </w:pPr>
       <w:r>
-        <w:t>Re-scraping unclaimed events: updates fields in place</w:t>
+        <w:t>event_source_url is the unique key — if it already exists in the database, update rather than create</w:t>
       </w:r>
     </w:p>
     <w:p>
@@ -6572,19 +5275,7 @@
         <w:spacing w:after="80"/>
       </w:pPr>
       <w:r>
-        <w:t>Claimed events: skipped entirely — organizer is the source of truth</w:t>
-      </w:r>
-    </w:p>
-    <w:p/>
-    <w:p>
-      <w:pPr>
-        <w:pStyle w:val="Heading2"/>
-      </w:pPr>
-      <w:r>
-        <w:rPr>
-          <w:color w:val="2E6DB4"/>
-        </w:rPr>
-        <w:t>Deduplication</w:t>
+        <w:t>Past events (event_date &lt; today) are automatically set to post_status = 'archive'</w:t>
       </w:r>
     </w:p>
     <w:p>
@@ -6597,7 +5288,19 @@
         <w:spacing w:after="80"/>
       </w:pPr>
       <w:r>
-        <w:t>event_source_url is the unique key — if it already exists in the database, update rather than create</w:t>
+        <w:t>Planned (v2): a tombstone list so events an admin deletes are not re-created on the next scrape.</w:t>
+      </w:r>
+    </w:p>
+    <w:p/>
+    <w:p>
+      <w:pPr>
+        <w:pStyle w:val="Heading2"/>
+      </w:pPr>
+      <w:r>
+        <w:rPr>
+          <w:color w:val="2E6DB4"/>
+        </w:rPr>
+        <w:t>Admin Dashboard (planned, v2)</w:t>
       </w:r>
     </w:p>
     <w:p>
@@ -6610,7 +5313,7 @@
         <w:spacing w:after="80"/>
       </w:pPr>
       <w:r>
-        <w:t>Past events (event_date &lt; today) are automatically set to post_status = 'archive'</w:t>
+        <w:t>Planned for v2. Shows all registered scrapers with: last run time, events found, added, updated, and errors.</w:t>
       </w:r>
     </w:p>
     <w:p>
@@ -6623,19 +5326,7 @@
         <w:spacing w:after="80"/>
       </w:pPr>
       <w:r>
-        <w:t>Events that have been deleted by an admin are not re-created on next scrape (tombstone list)</w:t>
-      </w:r>
-    </w:p>
-    <w:p/>
-    <w:p>
-      <w:pPr>
-        <w:pStyle w:val="Heading2"/>
-      </w:pPr>
-      <w:r>
-        <w:rPr>
-          <w:color w:val="2E6DB4"/>
-        </w:rPr>
-        <w:t>Admin Dashboard</w:t>
+        <w:t>Queue of flagged events needing manual enrichment, with specific missing fields highlighted</w:t>
       </w:r>
     </w:p>
     <w:p>
@@ -6648,7 +5339,7 @@
         <w:spacing w:after="80"/>
       </w:pPr>
       <w:r>
-        <w:t>Shows all registered scrapers with: last run time, events found, events added, events updated, errors</w:t>
+        <w:t>Manual “Run now” button per scraper for on-demand execution</w:t>
       </w:r>
     </w:p>
     <w:p>
@@ -6661,7 +5352,27 @@
         <w:spacing w:after="80"/>
       </w:pPr>
       <w:r>
-        <w:t>Queue of flagged events needing manual enrichment, with specific missing fields highlighted</w:t>
+        <w:t>Log viewer showing raw scraper output for debugging</w:t>
+      </w:r>
+    </w:p>
+    <w:p/>
+    <w:p>
+      <w:pPr>
+        <w:pStyle w:val="Heading2"/>
+      </w:pPr>
+      <w:r>
+        <w:rPr>
+          <w:color w:val="2E6DB4"/>
+        </w:rPr>
+        <w:t>Facebook Scraping Notes</w:t>
+      </w:r>
+    </w:p>
+    <w:p>
+      <w:pPr>
+        <w:spacing w:after="160"/>
+      </w:pPr>
+      <w:r>
+        <w:t>Decision (2026-06-24): Facebook is deferred to v2. Reading event data through the Graph API needs a Meta Developer App plus App Review (weeks) and usually business verification. The bigger blocker is access: reading events from Pages or groups you do not own is largely unavailable to third-party apps. The only reliable route is a Page you or the organiser admin, via that Page access token. For v1, Facebook-only events are handled by manual entry or organiser submission.</w:t>
       </w:r>
     </w:p>
     <w:p>
@@ -6674,7 +5385,7 @@
         <w:spacing w:after="80"/>
       </w:pPr>
       <w:r>
-        <w:t>Manual “Run now” button per scraper for on-demand execution</w:t>
+        <w:t>Public events from public pages can be fetched without user auth</w:t>
       </w:r>
     </w:p>
     <w:p>
@@ -6687,27 +5398,7 @@
         <w:spacing w:after="80"/>
       </w:pPr>
       <w:r>
-        <w:t>Log viewer showing raw scraper output for debugging</w:t>
-      </w:r>
-    </w:p>
-    <w:p/>
-    <w:p>
-      <w:pPr>
-        <w:pStyle w:val="Heading2"/>
-      </w:pPr>
-      <w:r>
-        <w:rPr>
-          <w:color w:val="2E6DB4"/>
-        </w:rPr>
-        <w:t>Facebook Scraping Notes</w:t>
-      </w:r>
-    </w:p>
-    <w:p>
-      <w:pPr>
-        <w:spacing w:after="160"/>
-      </w:pPr>
-      <w:r>
-        <w:t>Facebook event scraping requires a Facebook Developer App with the 'pages_read_engagement' or 'public_content_access' permission. Facebook App Review takes several weeks — apply early.</w:t>
+        <w:t>Events in private groups require group admin cooperation or are out of scope</w:t>
       </w:r>
     </w:p>
     <w:p>
@@ -6720,7 +5411,7 @@
         <w:spacing w:after="80"/>
       </w:pPr>
       <w:r>
-        <w:t>Public events from public pages can be fetched without user auth</w:t>
+        <w:t>Fields available via API: name, description, start_time, end_time, place (name + location), cover photo</w:t>
       </w:r>
     </w:p>
     <w:p>
@@ -6733,7 +5424,27 @@
         <w:spacing w:after="80"/>
       </w:pPr>
       <w:r>
-        <w:t>Events in private groups require group admin cooperation or are out of scope</w:t>
+        <w:t>Distance and difficulty are almost never structured in Facebook events — Layer 2 regex applied to description, likely to fall through to Layer 3</w:t>
+      </w:r>
+    </w:p>
+    <w:p/>
+    <w:p>
+      <w:pPr>
+        <w:pStyle w:val="Heading2"/>
+      </w:pPr>
+      <w:r>
+        <w:rPr>
+          <w:color w:val="2E6DB4"/>
+        </w:rPr>
+        <w:t>Future — LLM Extraction (V3)</w:t>
+      </w:r>
+    </w:p>
+    <w:p>
+      <w:pPr>
+        <w:spacing w:after="160"/>
+      </w:pPr>
+      <w:r>
+        <w:t>Once the source list grows beyond 10 sources, maintaining hand-crafted Layer 1 selector maps and Layer 2 regex patterns per source becomes impractical. A better approach for V3:</w:t>
       </w:r>
     </w:p>
     <w:p>
@@ -6746,7 +5457,7 @@
         <w:spacing w:after="80"/>
       </w:pPr>
       <w:r>
-        <w:t>Fields available via API: name, description, start_time, end_time, place (name + location), cover photo</w:t>
+        <w:t>Feed raw event HTML to an LLM with a prompt asking it to return structured JSON matching the schema</w:t>
       </w:r>
     </w:p>
     <w:p>
@@ -6759,27 +5470,7 @@
         <w:spacing w:after="80"/>
       </w:pPr>
       <w:r>
-        <w:t>Distance and difficulty are almost never structured in Facebook events — Layer 2 regex applied to description, likely to fall through to Layer 3</w:t>
-      </w:r>
-    </w:p>
-    <w:p/>
-    <w:p>
-      <w:pPr>
-        <w:pStyle w:val="Heading2"/>
-      </w:pPr>
-      <w:r>
-        <w:rPr>
-          <w:color w:val="2E6DB4"/>
-        </w:rPr>
-        <w:t>Future — LLM Extraction (V3)</w:t>
-      </w:r>
-    </w:p>
-    <w:p>
-      <w:pPr>
-        <w:spacing w:after="160"/>
-      </w:pPr>
-      <w:r>
-        <w:t>Once the source list grows beyond 10 sources, maintaining hand-crafted Layer 1 selector maps and Layer 2 regex patterns per source becomes impractical. A better approach for V3:</w:t>
+        <w:t>The LLM replaces both Layer 1 and Layer 2 — it reads free-form content and returns typed fields</w:t>
       </w:r>
     </w:p>
     <w:p>
@@ -6792,7 +5483,8 @@
         <w:spacing w:after="80"/>
       </w:pPr>
       <w:r>
-        <w:t>Feed raw event HTML to an LLM with a prompt asking it to return structured JSON matching the schema</w:t>
+        <w:lastRenderedPageBreak/>
+        <w:t>Layer 3 (required field validation and flagging) still applies on top of LLM output</w:t>
       </w:r>
     </w:p>
     <w:p>
@@ -6805,7 +5497,19 @@
         <w:spacing w:after="80"/>
       </w:pPr>
       <w:r>
-        <w:t>The LLM replaces both Layer 1 and Layer 2 — it reads free-form content and returns typed fields</w:t>
+        <w:t>This makes adding a new source trivial — no custom scraper class needed, just a URL</w:t>
+      </w:r>
+    </w:p>
+    <w:p/>
+    <w:p>
+      <w:pPr>
+        <w:pStyle w:val="Heading2"/>
+      </w:pPr>
+      <w:r>
+        <w:rPr>
+          <w:color w:val="2E6DB4"/>
+        </w:rPr>
+        <w:t>Sources Still to Research</w:t>
       </w:r>
     </w:p>
     <w:p>
@@ -6818,8 +5522,7 @@
         <w:spacing w:after="80"/>
       </w:pPr>
       <w:r>
-        <w:lastRenderedPageBreak/>
-        <w:t>Layer 3 (required field validation and flagging) still applies on top of LLM output</w:t>
+        <w:t>Confirm whether Sportstiming.dk has a public API</w:t>
       </w:r>
     </w:p>
     <w:p>
@@ -6832,84 +5535,7 @@
         <w:spacing w:after="80"/>
       </w:pPr>
       <w:r>
-        <w:t>This makes adding a new source trivial — no custom scraper class needed, just a URL</w:t>
-      </w:r>
-    </w:p>
-    <w:p/>
-    <w:p>
-      <w:pPr>
-        <w:pStyle w:val="Heading2"/>
-      </w:pPr>
-      <w:r>
-        <w:rPr>
-          <w:color w:val="2E6DB4"/>
-        </w:rPr>
-        <w:t>Sources Still to Research</w:t>
-      </w:r>
-    </w:p>
-    <w:p>
-      <w:pPr>
-        <w:pStyle w:val="ListParagraph"/>
-        <w:numPr>
-          <w:ilvl w:val="0"/>
-          <w:numId w:val="2"/>
-        </w:numPr>
-        <w:spacing w:after="80"/>
-      </w:pPr>
-      <w:r>
-        <w:t>Confirm whether Finishers.com and Sportstiming.dk have public APIs</w:t>
-      </w:r>
-    </w:p>
-    <w:p>
-      <w:pPr>
-        <w:pStyle w:val="ListParagraph"/>
-        <w:numPr>
-          <w:ilvl w:val="0"/>
-          <w:numId w:val="2"/>
-        </w:numPr>
-        <w:spacing w:after="80"/>
-      </w:pPr>
-      <w:r>
-        <w:t>Find official website for Copenhagen Walking Festival</w:t>
-      </w:r>
-    </w:p>
-    <w:p>
-      <w:pPr>
-        <w:pStyle w:val="ListParagraph"/>
-        <w:numPr>
-          <w:ilvl w:val="0"/>
-          <w:numId w:val="2"/>
-        </w:numPr>
-        <w:spacing w:after="80"/>
-      </w:pPr>
-      <w:r>
         <w:t>Map all DVL regional chapter URLs</w:t>
-      </w:r>
-    </w:p>
-    <w:p>
-      <w:pPr>
-        <w:pStyle w:val="ListParagraph"/>
-        <w:numPr>
-          <w:ilvl w:val="0"/>
-          <w:numId w:val="2"/>
-        </w:numPr>
-        <w:spacing w:after="80"/>
-      </w:pPr>
-      <w:r>
-        <w:t>Research whether Danish orienteering federation (DOF) events include walking categories</w:t>
-      </w:r>
-    </w:p>
-    <w:p>
-      <w:pPr>
-        <w:pStyle w:val="ListParagraph"/>
-        <w:numPr>
-          <w:ilvl w:val="0"/>
-          <w:numId w:val="2"/>
-        </w:numPr>
-        <w:spacing w:after="80"/>
-      </w:pPr>
-      <w:r>
-        <w:t>Check Motionsplan.dk and RunnersDK for relevance</w:t>
       </w:r>
     </w:p>
     <w:p/>
@@ -6926,7 +5552,7 @@
           <w:sz w:val="22"/>
           <w:szCs w:val="22"/>
         </w:rPr>
-        <w:t>vandrekalender.dk  —  Scraping Sources &amp; Field Mapping v2.0</w:t>
+        <w:t>vandrekalender.dk  —  Scraping Sources &amp; Field Mapping v2.1</w:t>
       </w:r>
     </w:p>
     <w:sectPr>
